--- a/Final_Capstone_Project/Capstone_Checkpoint_4.1/MHerrera_Capstone_Checkpoint_4_1_Worksheet.docx
+++ b/Final_Capstone_Project/Capstone_Checkpoint_4.1/MHerrera_Capstone_Checkpoint_4_1_Worksheet.docx
@@ -322,6 +322,312 @@
         </w:pBdr>
         <w:spacing w:after="0"/>
         <w:rPr>
+          <w:rFonts w:eastAsia="Aptos"/>
+          <w:color w:val="000000"/>
+          <w:sz w:val="24"/>
+          <w:szCs w:val="24"/>
+        </w:rPr>
+      </w:pPr>
+    </w:p>
+    <w:p>
+      <w:pPr>
+        <w:pBdr>
+          <w:top w:val="nil"/>
+          <w:left w:val="nil"/>
+          <w:bottom w:val="nil"/>
+          <w:right w:val="nil"/>
+          <w:between w:val="nil"/>
+        </w:pBdr>
+        <w:spacing w:after="0"/>
+        <w:rPr>
+          <w:rFonts w:eastAsia="Aptos"/>
+          <w:color w:val="000000"/>
+          <w:sz w:val="24"/>
+          <w:szCs w:val="24"/>
+        </w:rPr>
+      </w:pPr>
+    </w:p>
+    <w:p>
+      <w:pPr>
+        <w:pBdr>
+          <w:top w:val="nil"/>
+          <w:left w:val="nil"/>
+          <w:bottom w:val="nil"/>
+          <w:right w:val="nil"/>
+          <w:between w:val="nil"/>
+        </w:pBdr>
+        <w:spacing w:after="0"/>
+        <w:rPr>
+          <w:rFonts w:eastAsia="Aptos"/>
+          <w:color w:val="000000"/>
+          <w:sz w:val="24"/>
+          <w:szCs w:val="24"/>
+        </w:rPr>
+      </w:pPr>
+    </w:p>
+    <w:p>
+      <w:pPr>
+        <w:pBdr>
+          <w:top w:val="nil"/>
+          <w:left w:val="nil"/>
+          <w:bottom w:val="nil"/>
+          <w:right w:val="nil"/>
+          <w:between w:val="nil"/>
+        </w:pBdr>
+        <w:spacing w:after="0"/>
+        <w:rPr>
+          <w:rFonts w:eastAsia="Aptos"/>
+          <w:color w:val="000000"/>
+          <w:sz w:val="24"/>
+          <w:szCs w:val="24"/>
+        </w:rPr>
+      </w:pPr>
+    </w:p>
+    <w:p>
+      <w:pPr>
+        <w:pBdr>
+          <w:top w:val="nil"/>
+          <w:left w:val="nil"/>
+          <w:bottom w:val="nil"/>
+          <w:right w:val="nil"/>
+          <w:between w:val="nil"/>
+        </w:pBdr>
+        <w:spacing w:after="0"/>
+        <w:rPr>
+          <w:rFonts w:eastAsia="Aptos"/>
+          <w:color w:val="000000"/>
+          <w:sz w:val="24"/>
+          <w:szCs w:val="24"/>
+        </w:rPr>
+      </w:pPr>
+    </w:p>
+    <w:p>
+      <w:pPr>
+        <w:pBdr>
+          <w:top w:val="nil"/>
+          <w:left w:val="nil"/>
+          <w:bottom w:val="nil"/>
+          <w:right w:val="nil"/>
+          <w:between w:val="nil"/>
+        </w:pBdr>
+        <w:spacing w:after="0"/>
+        <w:rPr>
+          <w:rFonts w:eastAsia="Aptos"/>
+          <w:color w:val="000000"/>
+          <w:sz w:val="24"/>
+          <w:szCs w:val="24"/>
+        </w:rPr>
+      </w:pPr>
+    </w:p>
+    <w:p>
+      <w:pPr>
+        <w:pBdr>
+          <w:top w:val="nil"/>
+          <w:left w:val="nil"/>
+          <w:bottom w:val="nil"/>
+          <w:right w:val="nil"/>
+          <w:between w:val="nil"/>
+        </w:pBdr>
+        <w:spacing w:after="0"/>
+        <w:rPr>
+          <w:rFonts w:eastAsia="Aptos"/>
+          <w:color w:val="000000"/>
+          <w:sz w:val="24"/>
+          <w:szCs w:val="24"/>
+        </w:rPr>
+      </w:pPr>
+    </w:p>
+    <w:p>
+      <w:pPr>
+        <w:pBdr>
+          <w:top w:val="nil"/>
+          <w:left w:val="nil"/>
+          <w:bottom w:val="nil"/>
+          <w:right w:val="nil"/>
+          <w:between w:val="nil"/>
+        </w:pBdr>
+        <w:spacing w:after="0"/>
+        <w:rPr>
+          <w:rFonts w:eastAsia="Aptos"/>
+          <w:color w:val="000000"/>
+          <w:sz w:val="24"/>
+          <w:szCs w:val="24"/>
+        </w:rPr>
+      </w:pPr>
+    </w:p>
+    <w:p>
+      <w:pPr>
+        <w:pBdr>
+          <w:top w:val="nil"/>
+          <w:left w:val="nil"/>
+          <w:bottom w:val="nil"/>
+          <w:right w:val="nil"/>
+          <w:between w:val="nil"/>
+        </w:pBdr>
+        <w:spacing w:after="0"/>
+        <w:rPr>
+          <w:rFonts w:eastAsia="Aptos"/>
+          <w:color w:val="000000"/>
+          <w:sz w:val="24"/>
+          <w:szCs w:val="24"/>
+        </w:rPr>
+      </w:pPr>
+    </w:p>
+    <w:p>
+      <w:pPr>
+        <w:pBdr>
+          <w:top w:val="nil"/>
+          <w:left w:val="nil"/>
+          <w:bottom w:val="nil"/>
+          <w:right w:val="nil"/>
+          <w:between w:val="nil"/>
+        </w:pBdr>
+        <w:spacing w:after="0"/>
+        <w:rPr>
+          <w:rFonts w:eastAsia="Aptos"/>
+          <w:color w:val="000000"/>
+          <w:sz w:val="24"/>
+          <w:szCs w:val="24"/>
+        </w:rPr>
+      </w:pPr>
+    </w:p>
+    <w:p>
+      <w:pPr>
+        <w:pBdr>
+          <w:top w:val="nil"/>
+          <w:left w:val="nil"/>
+          <w:bottom w:val="nil"/>
+          <w:right w:val="nil"/>
+          <w:between w:val="nil"/>
+        </w:pBdr>
+        <w:spacing w:after="0"/>
+        <w:rPr>
+          <w:rFonts w:eastAsia="Aptos"/>
+          <w:color w:val="000000"/>
+          <w:sz w:val="24"/>
+          <w:szCs w:val="24"/>
+        </w:rPr>
+      </w:pPr>
+    </w:p>
+    <w:p>
+      <w:pPr>
+        <w:pBdr>
+          <w:top w:val="nil"/>
+          <w:left w:val="nil"/>
+          <w:bottom w:val="nil"/>
+          <w:right w:val="nil"/>
+          <w:between w:val="nil"/>
+        </w:pBdr>
+        <w:spacing w:after="0"/>
+        <w:rPr>
+          <w:rFonts w:eastAsia="Aptos"/>
+          <w:color w:val="000000"/>
+          <w:sz w:val="24"/>
+          <w:szCs w:val="24"/>
+        </w:rPr>
+      </w:pPr>
+    </w:p>
+    <w:p>
+      <w:pPr>
+        <w:pBdr>
+          <w:top w:val="nil"/>
+          <w:left w:val="nil"/>
+          <w:bottom w:val="nil"/>
+          <w:right w:val="nil"/>
+          <w:between w:val="nil"/>
+        </w:pBdr>
+        <w:spacing w:after="0"/>
+        <w:rPr>
+          <w:rFonts w:eastAsia="Aptos"/>
+          <w:color w:val="000000"/>
+          <w:sz w:val="24"/>
+          <w:szCs w:val="24"/>
+        </w:rPr>
+      </w:pPr>
+    </w:p>
+    <w:p>
+      <w:pPr>
+        <w:pBdr>
+          <w:top w:val="nil"/>
+          <w:left w:val="nil"/>
+          <w:bottom w:val="nil"/>
+          <w:right w:val="nil"/>
+          <w:between w:val="nil"/>
+        </w:pBdr>
+        <w:spacing w:after="0"/>
+        <w:rPr>
+          <w:rFonts w:eastAsia="Aptos"/>
+          <w:color w:val="000000"/>
+          <w:sz w:val="24"/>
+          <w:szCs w:val="24"/>
+        </w:rPr>
+      </w:pPr>
+    </w:p>
+    <w:p>
+      <w:pPr>
+        <w:pBdr>
+          <w:top w:val="nil"/>
+          <w:left w:val="nil"/>
+          <w:bottom w:val="nil"/>
+          <w:right w:val="nil"/>
+          <w:between w:val="nil"/>
+        </w:pBdr>
+        <w:spacing w:after="0"/>
+        <w:rPr>
+          <w:rFonts w:eastAsia="Aptos"/>
+          <w:color w:val="000000"/>
+          <w:sz w:val="24"/>
+          <w:szCs w:val="24"/>
+        </w:rPr>
+      </w:pPr>
+    </w:p>
+    <w:p>
+      <w:pPr>
+        <w:pBdr>
+          <w:top w:val="nil"/>
+          <w:left w:val="nil"/>
+          <w:bottom w:val="nil"/>
+          <w:right w:val="nil"/>
+          <w:between w:val="nil"/>
+        </w:pBdr>
+        <w:spacing w:after="0"/>
+        <w:rPr>
+          <w:rFonts w:eastAsia="Aptos"/>
+          <w:color w:val="000000"/>
+          <w:sz w:val="24"/>
+          <w:szCs w:val="24"/>
+        </w:rPr>
+      </w:pPr>
+    </w:p>
+    <w:p>
+      <w:pPr>
+        <w:pBdr>
+          <w:top w:val="nil"/>
+          <w:left w:val="nil"/>
+          <w:bottom w:val="nil"/>
+          <w:right w:val="nil"/>
+          <w:between w:val="nil"/>
+        </w:pBdr>
+        <w:spacing w:after="0"/>
+        <w:rPr>
+          <w:rFonts w:eastAsia="Aptos"/>
+          <w:color w:val="000000"/>
+          <w:sz w:val="24"/>
+          <w:szCs w:val="24"/>
+        </w:rPr>
+      </w:pPr>
+    </w:p>
+    <w:p>
+      <w:pPr>
+        <w:pBdr>
+          <w:top w:val="nil"/>
+          <w:left w:val="nil"/>
+          <w:bottom w:val="nil"/>
+          <w:right w:val="nil"/>
+          <w:between w:val="nil"/>
+        </w:pBdr>
+        <w:spacing w:after="0"/>
+        <w:rPr>
           <w:rFonts w:ascii="Calibri" w:hAnsi="Calibri" w:cs="Calibri"/>
           <w:b/>
           <w:bCs/>
@@ -339,6 +645,7 @@
           <w:sz w:val="32"/>
           <w:szCs w:val="32"/>
         </w:rPr>
+        <w:lastRenderedPageBreak/>
         <w:t xml:space="preserve">Step </w:t>
       </w:r>
       <w:r>
@@ -543,24 +850,40 @@
                 <w:sz w:val="24"/>
                 <w:szCs w:val="24"/>
               </w:rPr>
-              <w:t>Response</w:t>
-            </w:r>
-            <w:r>
-              <w:rPr>
-                <w:sz w:val="24"/>
-                <w:szCs w:val="24"/>
-              </w:rPr>
-              <w:t>:</w:t>
-            </w:r>
-          </w:p>
-          <w:p>
-            <w:pPr>
-              <w:spacing w:after="120"/>
-              <w:rPr>
-                <w:sz w:val="24"/>
-                <w:szCs w:val="24"/>
-              </w:rPr>
-            </w:pPr>
+              <w:t xml:space="preserve">I found that my retrieval system has difficulty with questions that require </w:t>
+            </w:r>
+            <w:r>
+              <w:rPr>
+                <w:b/>
+                <w:bCs/>
+                <w:sz w:val="24"/>
+                <w:szCs w:val="24"/>
+                <w:u w:val="single"/>
+              </w:rPr>
+              <w:t>evidence from multiple documents or a specific passage</w:t>
+            </w:r>
+            <w:r>
+              <w:rPr>
+                <w:sz w:val="24"/>
+                <w:szCs w:val="24"/>
+              </w:rPr>
+              <w:t xml:space="preserve">. The hybrid approach works well for direct factual questions, but retrieving only the </w:t>
+            </w:r>
+            <w:r>
+              <w:rPr>
+                <w:sz w:val="24"/>
+                <w:szCs w:val="24"/>
+                <w:u w:val="single"/>
+              </w:rPr>
+              <w:t>top four documents does not always provide all the evidence needed to answer more complex questions</w:t>
+            </w:r>
+            <w:r>
+              <w:rPr>
+                <w:sz w:val="24"/>
+                <w:szCs w:val="24"/>
+              </w:rPr>
+              <w:t>. This creates a retrieval coverage limitation because relevant information may not be retrieved together in the context provided to the answer model.</w:t>
+            </w:r>
           </w:p>
         </w:tc>
       </w:tr>
@@ -649,24 +972,23 @@
                 <w:sz w:val="24"/>
                 <w:szCs w:val="24"/>
               </w:rPr>
-              <w:t>Response</w:t>
-            </w:r>
-            <w:r>
-              <w:rPr>
-                <w:sz w:val="24"/>
-                <w:szCs w:val="24"/>
-              </w:rPr>
-              <w:t>:</w:t>
-            </w:r>
-          </w:p>
-          <w:p>
-            <w:pPr>
-              <w:spacing w:after="120"/>
-              <w:rPr>
-                <w:sz w:val="24"/>
-                <w:szCs w:val="24"/>
-              </w:rPr>
-            </w:pPr>
+              <w:t xml:space="preserve">The Checkpoint 4.1 results provide evidence of this limitation. Across 120 evaluations, the system achieved 65% overall, but </w:t>
+            </w:r>
+            <w:r>
+              <w:rPr>
+                <w:sz w:val="24"/>
+                <w:szCs w:val="24"/>
+                <w:u w:val="single"/>
+              </w:rPr>
+              <w:t>cross-document synthesis passed only 3/15 tests (20%), and quotation fidelity passed 0/15 tests (0%)</w:t>
+            </w:r>
+            <w:r>
+              <w:rPr>
+                <w:sz w:val="24"/>
+                <w:szCs w:val="24"/>
+              </w:rPr>
+              <w:t>. The results also show that Semantic and Hybrid retrieval each achieved 71% overall, while the All configuration achieved 58%. These results show that adding more retrieval sources did not automatically improve performance and could introduce less relevant or competing context.</w:t>
+            </w:r>
           </w:p>
         </w:tc>
       </w:tr>
@@ -706,7 +1028,9 @@
           <w:szCs w:val="32"/>
         </w:rPr>
       </w:pPr>
-      <w:r>
+    </w:p>
+    <w:p>
+      <w:pPr>
         <w:rPr>
           <w:rFonts w:ascii="Calibri" w:hAnsi="Calibri" w:cs="Calibri"/>
           <w:b/>
@@ -715,6 +1039,77 @@
           <w:sz w:val="32"/>
           <w:szCs w:val="32"/>
         </w:rPr>
+      </w:pPr>
+    </w:p>
+    <w:p>
+      <w:pPr>
+        <w:rPr>
+          <w:rFonts w:ascii="Calibri" w:hAnsi="Calibri" w:cs="Calibri"/>
+          <w:b/>
+          <w:bCs/>
+          <w:color w:val="A21F34"/>
+          <w:sz w:val="32"/>
+          <w:szCs w:val="32"/>
+        </w:rPr>
+      </w:pPr>
+    </w:p>
+    <w:p>
+      <w:pPr>
+        <w:rPr>
+          <w:rFonts w:ascii="Calibri" w:hAnsi="Calibri" w:cs="Calibri"/>
+          <w:b/>
+          <w:bCs/>
+          <w:color w:val="A21F34"/>
+          <w:sz w:val="32"/>
+          <w:szCs w:val="32"/>
+        </w:rPr>
+      </w:pPr>
+    </w:p>
+    <w:p>
+      <w:pPr>
+        <w:rPr>
+          <w:rFonts w:ascii="Calibri" w:hAnsi="Calibri" w:cs="Calibri"/>
+          <w:b/>
+          <w:bCs/>
+          <w:color w:val="A21F34"/>
+          <w:sz w:val="32"/>
+          <w:szCs w:val="32"/>
+        </w:rPr>
+      </w:pPr>
+    </w:p>
+    <w:p>
+      <w:pPr>
+        <w:rPr>
+          <w:rFonts w:ascii="Calibri" w:hAnsi="Calibri" w:cs="Calibri"/>
+          <w:b/>
+          <w:bCs/>
+          <w:color w:val="A21F34"/>
+          <w:sz w:val="32"/>
+          <w:szCs w:val="32"/>
+        </w:rPr>
+      </w:pPr>
+    </w:p>
+    <w:p>
+      <w:pPr>
+        <w:rPr>
+          <w:rFonts w:ascii="Calibri" w:hAnsi="Calibri" w:cs="Calibri"/>
+          <w:b/>
+          <w:bCs/>
+          <w:color w:val="A21F34"/>
+          <w:sz w:val="32"/>
+          <w:szCs w:val="32"/>
+        </w:rPr>
+      </w:pPr>
+      <w:r>
+        <w:rPr>
+          <w:rFonts w:ascii="Calibri" w:hAnsi="Calibri" w:cs="Calibri"/>
+          <w:b/>
+          <w:bCs/>
+          <w:color w:val="A21F34"/>
+          <w:sz w:val="32"/>
+          <w:szCs w:val="32"/>
+        </w:rPr>
+        <w:lastRenderedPageBreak/>
         <w:t xml:space="preserve">Step </w:t>
       </w:r>
       <w:r>
@@ -997,35 +1392,37 @@
                 <w:sz w:val="24"/>
                 <w:szCs w:val="24"/>
               </w:rPr>
-              <w:t>Response:</w:t>
-            </w:r>
-          </w:p>
-          <w:p>
-            <w:pPr>
-              <w:spacing w:after="120"/>
-              <w:rPr>
-                <w:sz w:val="24"/>
-                <w:szCs w:val="24"/>
-              </w:rPr>
-            </w:pPr>
-          </w:p>
-          <w:p>
-            <w:pPr>
-              <w:spacing w:after="120"/>
-              <w:rPr>
-                <w:sz w:val="24"/>
-                <w:szCs w:val="24"/>
-              </w:rPr>
-            </w:pPr>
-          </w:p>
-          <w:p>
-            <w:pPr>
-              <w:spacing w:after="120"/>
-              <w:rPr>
-                <w:sz w:val="24"/>
-                <w:szCs w:val="24"/>
-              </w:rPr>
-            </w:pPr>
+              <w:t xml:space="preserve">I found that the likely causes are incomplete evidence coverage, relevant information being distributed across multiple documents, and differences in how the retrieval methods rank information. Complex questions may require evidence from multiple articles to be retrieved and connected, while quotation questions require the exact source text to be available in the corpus. The system may also retrieve less relevant information along with relevant evidence, making it </w:t>
+            </w:r>
+            <w:r>
+              <w:rPr>
+                <w:sz w:val="24"/>
+                <w:szCs w:val="24"/>
+              </w:rPr>
+              <w:t xml:space="preserve">harder to identify the information needed for an answer. As a result, important </w:t>
+            </w:r>
+            <w:r>
+              <w:rPr>
+                <w:sz w:val="24"/>
+                <w:szCs w:val="24"/>
+                <w:u w:val="single"/>
+              </w:rPr>
+              <w:t>relationships</w:t>
+            </w:r>
+            <w:r>
+              <w:rPr>
+                <w:sz w:val="24"/>
+                <w:szCs w:val="24"/>
+              </w:rPr>
+              <w:t xml:space="preserve"> between evidence from different documents may not be represented effectively. Oth</w:t>
+            </w:r>
+            <w:r>
+              <w:rPr>
+                <w:sz w:val="24"/>
+                <w:szCs w:val="24"/>
+              </w:rPr>
+              <w:t>er factors include limitations in the available corpus and differences between retrieval strategies.</w:t>
+            </w:r>
           </w:p>
         </w:tc>
       </w:tr>
@@ -1108,35 +1505,39 @@
                 <w:sz w:val="24"/>
                 <w:szCs w:val="24"/>
               </w:rPr>
-              <w:t>Response:</w:t>
-            </w:r>
-          </w:p>
-          <w:p>
-            <w:pPr>
-              <w:spacing w:after="120"/>
-              <w:rPr>
-                <w:sz w:val="24"/>
-                <w:szCs w:val="24"/>
-              </w:rPr>
-            </w:pPr>
-          </w:p>
-          <w:p>
-            <w:pPr>
-              <w:spacing w:after="120"/>
-              <w:rPr>
-                <w:sz w:val="24"/>
-                <w:szCs w:val="24"/>
-              </w:rPr>
-            </w:pPr>
-          </w:p>
-          <w:p>
-            <w:pPr>
-              <w:spacing w:after="120"/>
-              <w:rPr>
-                <w:sz w:val="24"/>
-                <w:szCs w:val="24"/>
-              </w:rPr>
-            </w:pPr>
+              <w:t xml:space="preserve">My Checkpoint 4.1 architecture uses Lexical, Semantic, Hybrid, Graph, and All retrieval configurations within the same evaluation workflow. Each approach retrieves and ranks information differently, so relevant evidence may be distributed across different results instead of being retrieved together. </w:t>
+            </w:r>
+            <w:proofErr w:type="gramStart"/>
+            <w:r>
+              <w:rPr>
+                <w:sz w:val="24"/>
+                <w:szCs w:val="24"/>
+              </w:rPr>
+              <w:t>The architecture</w:t>
+            </w:r>
+            <w:proofErr w:type="gramEnd"/>
+            <w:r>
+              <w:rPr>
+                <w:sz w:val="24"/>
+                <w:szCs w:val="24"/>
+              </w:rPr>
+              <w:t xml:space="preserve"> also </w:t>
+            </w:r>
+            <w:r>
+              <w:rPr>
+                <w:sz w:val="24"/>
+                <w:szCs w:val="24"/>
+                <w:u w:val="single"/>
+              </w:rPr>
+              <w:t>does not guarantee that relationships between evidence from multiple documents will be captured effectively</w:t>
+            </w:r>
+            <w:r>
+              <w:rPr>
+                <w:sz w:val="24"/>
+                <w:szCs w:val="24"/>
+              </w:rPr>
+              <w:t xml:space="preserve"> or that irrelevant context will be excluded. The results support this limitation: Semantic and Hybrid each achieved 71% overall, while the All configuration achieved 58%. Cross-document synthesis passed only 3/15 tests (20%), and quotation fidelity passed 0/15 tests (0%). These results show that using multiple retrieval methods does not automatically provide the complete and relevant evidence needed for complex questions.</w:t>
+            </w:r>
           </w:p>
         </w:tc>
       </w:tr>
@@ -1151,9 +1552,34 @@
     </w:p>
     <w:p>
       <w:pPr>
+        <w:rPr>
+          <w:sz w:val="24"/>
+          <w:szCs w:val="24"/>
+        </w:rPr>
+      </w:pPr>
+    </w:p>
+    <w:p>
+      <w:pPr>
+        <w:rPr>
+          <w:sz w:val="24"/>
+          <w:szCs w:val="24"/>
+        </w:rPr>
+      </w:pPr>
+    </w:p>
+    <w:p>
+      <w:pPr>
+        <w:rPr>
+          <w:sz w:val="24"/>
+          <w:szCs w:val="24"/>
+        </w:rPr>
+      </w:pPr>
+    </w:p>
+    <w:p>
+      <w:pPr>
         <w:pStyle w:val="Heading1"/>
       </w:pPr>
       <w:r>
+        <w:lastRenderedPageBreak/>
         <w:t xml:space="preserve">Step </w:t>
       </w:r>
       <w:r>
@@ -1323,7 +1749,6 @@
           <w:sz w:val="24"/>
           <w:szCs w:val="24"/>
         </w:rPr>
-        <w:lastRenderedPageBreak/>
         <w:t>Graph-based retrieval</w:t>
       </w:r>
     </w:p>
@@ -1421,35 +1846,8 @@
                 <w:sz w:val="24"/>
                 <w:szCs w:val="24"/>
               </w:rPr>
-              <w:t>Response:</w:t>
-            </w:r>
-          </w:p>
-          <w:p>
-            <w:pPr>
-              <w:spacing w:after="120"/>
-              <w:rPr>
-                <w:sz w:val="24"/>
-                <w:szCs w:val="24"/>
-              </w:rPr>
-            </w:pPr>
-          </w:p>
-          <w:p>
-            <w:pPr>
-              <w:spacing w:after="120"/>
-              <w:rPr>
-                <w:sz w:val="24"/>
-                <w:szCs w:val="24"/>
-              </w:rPr>
-            </w:pPr>
-          </w:p>
-          <w:p>
-            <w:pPr>
-              <w:spacing w:after="120"/>
-              <w:rPr>
-                <w:sz w:val="24"/>
-                <w:szCs w:val="24"/>
-              </w:rPr>
-            </w:pPr>
+              <w:t>Multi-strategy retrieval using lexical, semantic, graph-based, and hybrid retrieval, with category-based evaluation.</w:t>
+            </w:r>
           </w:p>
         </w:tc>
       </w:tr>
@@ -1515,50 +1913,51 @@
           </w:tcPr>
           <w:p>
             <w:pPr>
-              <w:rPr>
-                <w:sz w:val="24"/>
-                <w:szCs w:val="24"/>
-              </w:rPr>
-            </w:pPr>
-            <w:r>
-              <w:rPr>
-                <w:sz w:val="24"/>
-                <w:szCs w:val="24"/>
-              </w:rPr>
-              <w:t>Response:</w:t>
-            </w:r>
-          </w:p>
-          <w:p>
-            <w:pPr>
               <w:spacing w:after="120"/>
               <w:rPr>
                 <w:sz w:val="24"/>
                 <w:szCs w:val="24"/>
               </w:rPr>
             </w:pPr>
-          </w:p>
-          <w:p>
-            <w:pPr>
-              <w:spacing w:after="120"/>
-              <w:rPr>
-                <w:sz w:val="24"/>
-                <w:szCs w:val="24"/>
-              </w:rPr>
-            </w:pPr>
-          </w:p>
-          <w:p>
-            <w:pPr>
-              <w:spacing w:after="120"/>
-              <w:rPr>
-                <w:sz w:val="24"/>
-                <w:szCs w:val="24"/>
-              </w:rPr>
-            </w:pPr>
+            <w:r>
+              <w:rPr>
+                <w:sz w:val="24"/>
+                <w:szCs w:val="24"/>
+              </w:rPr>
+              <w:t xml:space="preserve">I selected a multi-strategy retrieval approach because the failures were not limited to one type of search. Lexical retrieval can help with exact terms, semantic retrieval can help with meaning and paraphrases, graph retrieval can represent relationships, and hybrid retrieval combines lexical and semantic signals. </w:t>
+            </w:r>
+            <w:r>
+              <w:rPr>
+                <w:sz w:val="24"/>
+                <w:szCs w:val="24"/>
+                <w:u w:val="single"/>
+              </w:rPr>
+              <w:t xml:space="preserve">The Checkpoint 4.1 results allow </w:t>
+            </w:r>
+            <w:r>
+              <w:rPr>
+                <w:sz w:val="24"/>
+                <w:szCs w:val="24"/>
+                <w:u w:val="single"/>
+              </w:rPr>
+              <w:t>these strategies to be compared instead of simply assuming that combining every method will improve results</w:t>
+            </w:r>
+            <w:r>
+              <w:rPr>
+                <w:sz w:val="24"/>
+                <w:szCs w:val="24"/>
+              </w:rPr>
+              <w:t>. This is especially important because the All configuration performed worse than Semantic and Hybrid retrieval in the current tests.</w:t>
+            </w:r>
           </w:p>
         </w:tc>
       </w:tr>
     </w:tbl>
-    <w:p/>
+    <w:p>
+      <w:pPr>
+        <w:pStyle w:val="Heading1"/>
+      </w:pPr>
+    </w:p>
     <w:p>
       <w:pPr>
         <w:pStyle w:val="Heading1"/>
@@ -1695,6 +2094,42 @@
         </w:rPr>
         <w:t>Include implementation evidence where appropriate.</w:t>
       </w:r>
+    </w:p>
+    <w:p>
+      <w:pPr>
+        <w:pBdr>
+          <w:top w:val="nil"/>
+          <w:left w:val="nil"/>
+          <w:bottom w:val="nil"/>
+          <w:right w:val="nil"/>
+          <w:between w:val="nil"/>
+        </w:pBdr>
+        <w:spacing w:after="200"/>
+        <w:rPr>
+          <w:rFonts w:eastAsia="Aptos"/>
+          <w:color w:val="000000"/>
+          <w:sz w:val="24"/>
+          <w:szCs w:val="24"/>
+        </w:rPr>
+      </w:pPr>
+    </w:p>
+    <w:p>
+      <w:pPr>
+        <w:pBdr>
+          <w:top w:val="nil"/>
+          <w:left w:val="nil"/>
+          <w:bottom w:val="nil"/>
+          <w:right w:val="nil"/>
+          <w:between w:val="nil"/>
+        </w:pBdr>
+        <w:spacing w:after="200"/>
+        <w:rPr>
+          <w:rFonts w:eastAsia="Aptos"/>
+          <w:color w:val="000000"/>
+          <w:sz w:val="24"/>
+          <w:szCs w:val="24"/>
+        </w:rPr>
+      </w:pPr>
     </w:p>
     <w:tbl>
       <w:tblPr>
@@ -1735,6 +2170,7 @@
                 <w:sz w:val="24"/>
                 <w:szCs w:val="24"/>
               </w:rPr>
+              <w:lastRenderedPageBreak/>
               <w:t>Description of architectural changes</w:t>
             </w:r>
           </w:p>
@@ -1766,577 +2202,86 @@
                 <w:sz w:val="24"/>
                 <w:szCs w:val="24"/>
               </w:rPr>
-              <w:t>Response:</w:t>
-            </w:r>
-          </w:p>
-          <w:p>
-            <w:pPr>
-              <w:spacing w:after="120"/>
-              <w:rPr>
-                <w:sz w:val="24"/>
-                <w:szCs w:val="24"/>
-              </w:rPr>
-            </w:pPr>
-          </w:p>
-          <w:p>
-            <w:pPr>
-              <w:spacing w:after="120"/>
-              <w:rPr>
-                <w:sz w:val="24"/>
-                <w:szCs w:val="24"/>
-              </w:rPr>
-            </w:pPr>
-          </w:p>
-          <w:p>
-            <w:pPr>
-              <w:spacing w:after="120"/>
-              <w:rPr>
-                <w:sz w:val="24"/>
-                <w:szCs w:val="24"/>
-              </w:rPr>
-            </w:pPr>
-          </w:p>
-        </w:tc>
-      </w:tr>
-    </w:tbl>
-    <w:p>
-      <w:pPr>
-        <w:pStyle w:val="Heading1"/>
-      </w:pPr>
-    </w:p>
-    <w:p/>
-    <w:p/>
-    <w:tbl>
-      <w:tblPr>
-        <w:tblW w:w="10080" w:type="dxa"/>
-        <w:jc w:val="center"/>
-        <w:tblLayout w:type="fixed"/>
-        <w:tblLook w:val="0400" w:firstRow="0" w:lastRow="0" w:firstColumn="0" w:lastColumn="0" w:noHBand="0" w:noVBand="1"/>
-      </w:tblPr>
-      <w:tblGrid>
-        <w:gridCol w:w="10080"/>
-      </w:tblGrid>
-      <w:tr>
-        <w:trPr>
-          <w:jc w:val="center"/>
-        </w:trPr>
-        <w:tc>
-          <w:tcPr>
-            <w:tcW w:w="10080" w:type="dxa"/>
-            <w:tcBorders>
-              <w:top w:val="single" w:sz="6" w:space="0" w:color="BFBFBF"/>
-              <w:left w:val="single" w:sz="6" w:space="0" w:color="BFBFBF"/>
-              <w:bottom w:val="single" w:sz="6" w:space="0" w:color="BFBFBF"/>
-              <w:right w:val="single" w:sz="6" w:space="0" w:color="BFBFBF"/>
-            </w:tcBorders>
-            <w:shd w:val="clear" w:color="auto" w:fill="F2F2F2"/>
-          </w:tcPr>
-          <w:p>
-            <w:pPr>
-              <w:rPr>
-                <w:sz w:val="24"/>
-                <w:szCs w:val="24"/>
-              </w:rPr>
-            </w:pPr>
-            <w:r>
-              <w:rPr>
-                <w:b/>
-                <w:bCs/>
-                <w:sz w:val="24"/>
-                <w:szCs w:val="24"/>
-              </w:rPr>
-              <w:t>Implementation evidence (e.g., screenshots, code snippets, retrieval outputs, notebook excerpts)</w:t>
-            </w:r>
-          </w:p>
-        </w:tc>
-      </w:tr>
-      <w:tr>
-        <w:trPr>
-          <w:jc w:val="center"/>
-        </w:trPr>
-        <w:tc>
-          <w:tcPr>
-            <w:tcW w:w="10080" w:type="dxa"/>
-            <w:tcBorders>
-              <w:top w:val="single" w:sz="6" w:space="0" w:color="BFBFBF"/>
-              <w:left w:val="single" w:sz="6" w:space="0" w:color="BFBFBF"/>
-              <w:bottom w:val="single" w:sz="6" w:space="0" w:color="BFBFBF"/>
-              <w:right w:val="single" w:sz="6" w:space="0" w:color="BFBFBF"/>
-            </w:tcBorders>
-          </w:tcPr>
-          <w:p>
-            <w:pPr>
-              <w:rPr>
-                <w:sz w:val="24"/>
-                <w:szCs w:val="24"/>
-              </w:rPr>
-            </w:pPr>
-            <w:r>
-              <w:rPr>
-                <w:sz w:val="24"/>
-                <w:szCs w:val="24"/>
-              </w:rPr>
-              <w:t>Response:</w:t>
-            </w:r>
-          </w:p>
-          <w:p>
-            <w:pPr>
-              <w:spacing w:after="120"/>
-              <w:rPr>
-                <w:sz w:val="24"/>
-                <w:szCs w:val="24"/>
-              </w:rPr>
-            </w:pPr>
-          </w:p>
-          <w:p>
-            <w:pPr>
-              <w:spacing w:after="120"/>
-              <w:rPr>
-                <w:sz w:val="24"/>
-                <w:szCs w:val="24"/>
-              </w:rPr>
-            </w:pPr>
-          </w:p>
-          <w:p>
-            <w:pPr>
-              <w:spacing w:after="120"/>
-              <w:rPr>
-                <w:sz w:val="24"/>
-                <w:szCs w:val="24"/>
-              </w:rPr>
-            </w:pPr>
-          </w:p>
-        </w:tc>
-      </w:tr>
-    </w:tbl>
-    <w:p/>
-    <w:p>
-      <w:pPr>
-        <w:pStyle w:val="Heading1"/>
-        <w:spacing w:after="0"/>
-      </w:pPr>
-      <w:r>
-        <w:t xml:space="preserve">Step </w:t>
-      </w:r>
-      <w:r>
-        <w:t xml:space="preserve">5. </w:t>
-      </w:r>
-      <w:r>
-        <w:t>Evaluation Results</w:t>
-      </w:r>
-    </w:p>
-    <w:p>
-      <w:pPr>
-        <w:rPr>
-          <w:rFonts w:eastAsia="Aptos"/>
-          <w:color w:val="000000"/>
-          <w:sz w:val="24"/>
-          <w:szCs w:val="24"/>
-        </w:rPr>
-      </w:pPr>
-      <w:r>
-        <w:rPr>
-          <w:rFonts w:eastAsia="Aptos"/>
-          <w:color w:val="000000"/>
-          <w:sz w:val="24"/>
-          <w:szCs w:val="24"/>
-        </w:rPr>
-        <w:t>Evaluate the updated system using the evaluation framework developed in previous modules.</w:t>
-      </w:r>
-    </w:p>
-    <w:p>
-      <w:pPr>
-        <w:pStyle w:val="ListParagraph"/>
-        <w:numPr>
-          <w:ilvl w:val="0"/>
-          <w:numId w:val="14"/>
-        </w:numPr>
-        <w:rPr>
-          <w:rFonts w:eastAsia="Aptos"/>
-          <w:color w:val="000000"/>
-          <w:sz w:val="24"/>
-          <w:szCs w:val="24"/>
-        </w:rPr>
-      </w:pPr>
-      <w:r>
-        <w:rPr>
-          <w:rFonts w:eastAsia="Aptos"/>
-          <w:color w:val="000000"/>
-          <w:sz w:val="24"/>
-          <w:szCs w:val="24"/>
-        </w:rPr>
-        <w:t>Present evaluation results.</w:t>
-      </w:r>
-    </w:p>
-    <w:p>
-      <w:pPr>
-        <w:pStyle w:val="ListParagraph"/>
-        <w:numPr>
-          <w:ilvl w:val="0"/>
-          <w:numId w:val="14"/>
-        </w:numPr>
-        <w:rPr>
-          <w:rFonts w:eastAsia="Aptos"/>
-          <w:color w:val="000000"/>
-          <w:sz w:val="24"/>
-          <w:szCs w:val="24"/>
-        </w:rPr>
-      </w:pPr>
-      <w:r>
-        <w:rPr>
-          <w:rFonts w:eastAsia="Aptos"/>
-          <w:color w:val="000000"/>
-          <w:sz w:val="24"/>
-          <w:szCs w:val="24"/>
-        </w:rPr>
-        <w:t>Compare performance against the baseline system.</w:t>
-      </w:r>
-    </w:p>
-    <w:p>
-      <w:pPr>
-        <w:pStyle w:val="ListParagraph"/>
-        <w:numPr>
-          <w:ilvl w:val="0"/>
-          <w:numId w:val="14"/>
-        </w:numPr>
-        <w:rPr>
-          <w:rFonts w:eastAsia="Aptos"/>
-          <w:color w:val="000000"/>
-          <w:sz w:val="24"/>
-          <w:szCs w:val="24"/>
-        </w:rPr>
-      </w:pPr>
-      <w:r>
-        <w:rPr>
-          <w:rFonts w:eastAsia="Aptos"/>
-          <w:color w:val="000000"/>
-          <w:sz w:val="24"/>
-          <w:szCs w:val="24"/>
-        </w:rPr>
-        <w:t>Include representative examples.</w:t>
-      </w:r>
-    </w:p>
-    <w:tbl>
-      <w:tblPr>
-        <w:tblStyle w:val="TableGrid"/>
-        <w:tblW w:w="0" w:type="auto"/>
-        <w:tblInd w:w="360" w:type="dxa"/>
-        <w:tblLook w:val="04A0" w:firstRow="1" w:lastRow="0" w:firstColumn="1" w:lastColumn="0" w:noHBand="0" w:noVBand="1"/>
-      </w:tblPr>
-      <w:tblGrid>
-        <w:gridCol w:w="3585"/>
-        <w:gridCol w:w="3575"/>
-        <w:gridCol w:w="3576"/>
-      </w:tblGrid>
-      <w:tr>
-        <w:tc>
-          <w:tcPr>
-            <w:tcW w:w="3698" w:type="dxa"/>
-            <w:shd w:val="clear" w:color="auto" w:fill="D9D9D9" w:themeFill="background1" w:themeFillShade="D9"/>
-          </w:tcPr>
-          <w:p>
-            <w:pPr>
-              <w:jc w:val="center"/>
-              <w:rPr>
-                <w:rFonts w:eastAsia="Aptos"/>
-                <w:b/>
-                <w:bCs/>
-                <w:color w:val="000000"/>
-                <w:sz w:val="24"/>
-                <w:szCs w:val="24"/>
-              </w:rPr>
-            </w:pPr>
-            <w:r>
-              <w:rPr>
-                <w:rFonts w:eastAsia="Aptos"/>
-                <w:b/>
-                <w:bCs/>
-                <w:color w:val="000000"/>
-                <w:sz w:val="24"/>
-                <w:szCs w:val="24"/>
-              </w:rPr>
-              <w:t>Evaluation Metric</w:t>
-            </w:r>
-          </w:p>
-        </w:tc>
-        <w:tc>
-          <w:tcPr>
-            <w:tcW w:w="3699" w:type="dxa"/>
-            <w:shd w:val="clear" w:color="auto" w:fill="D9D9D9" w:themeFill="background1" w:themeFillShade="D9"/>
-          </w:tcPr>
-          <w:p>
-            <w:pPr>
-              <w:jc w:val="center"/>
-              <w:rPr>
-                <w:rFonts w:eastAsia="Aptos"/>
-                <w:b/>
-                <w:bCs/>
-                <w:color w:val="000000"/>
-                <w:sz w:val="24"/>
-                <w:szCs w:val="24"/>
-              </w:rPr>
-            </w:pPr>
-            <w:r>
-              <w:rPr>
-                <w:rFonts w:eastAsia="Aptos"/>
-                <w:b/>
-                <w:bCs/>
-                <w:color w:val="000000"/>
-                <w:sz w:val="24"/>
-                <w:szCs w:val="24"/>
-              </w:rPr>
-              <w:t>Baseline Result</w:t>
-            </w:r>
-          </w:p>
-        </w:tc>
-        <w:tc>
-          <w:tcPr>
-            <w:tcW w:w="3699" w:type="dxa"/>
-            <w:shd w:val="clear" w:color="auto" w:fill="D9D9D9" w:themeFill="background1" w:themeFillShade="D9"/>
-          </w:tcPr>
-          <w:p>
-            <w:pPr>
-              <w:jc w:val="center"/>
-              <w:rPr>
-                <w:rFonts w:eastAsia="Aptos"/>
-                <w:b/>
-                <w:bCs/>
-                <w:color w:val="000000"/>
-                <w:sz w:val="24"/>
-                <w:szCs w:val="24"/>
-              </w:rPr>
-            </w:pPr>
-            <w:r>
-              <w:rPr>
-                <w:rFonts w:eastAsia="Aptos"/>
-                <w:b/>
-                <w:bCs/>
-                <w:color w:val="000000"/>
-                <w:sz w:val="24"/>
-                <w:szCs w:val="24"/>
-              </w:rPr>
-              <w:t>Updated Result</w:t>
-            </w:r>
-          </w:p>
-        </w:tc>
-      </w:tr>
-      <w:tr>
-        <w:tc>
-          <w:tcPr>
-            <w:tcW w:w="3698" w:type="dxa"/>
-          </w:tcPr>
-          <w:p>
-            <w:pPr>
-              <w:rPr>
-                <w:rFonts w:eastAsia="Aptos"/>
-                <w:b/>
-                <w:bCs/>
-                <w:color w:val="000000"/>
-                <w:sz w:val="24"/>
-                <w:szCs w:val="24"/>
-              </w:rPr>
-            </w:pPr>
-          </w:p>
-        </w:tc>
-        <w:tc>
-          <w:tcPr>
-            <w:tcW w:w="3699" w:type="dxa"/>
-          </w:tcPr>
-          <w:p>
-            <w:pPr>
-              <w:rPr>
-                <w:rFonts w:eastAsia="Aptos"/>
-                <w:b/>
-                <w:bCs/>
-                <w:color w:val="000000"/>
-                <w:sz w:val="24"/>
-                <w:szCs w:val="24"/>
-              </w:rPr>
-            </w:pPr>
-          </w:p>
-        </w:tc>
-        <w:tc>
-          <w:tcPr>
-            <w:tcW w:w="3699" w:type="dxa"/>
-          </w:tcPr>
-          <w:p>
-            <w:pPr>
-              <w:rPr>
-                <w:rFonts w:eastAsia="Aptos"/>
-                <w:b/>
-                <w:bCs/>
-                <w:color w:val="000000"/>
-                <w:sz w:val="24"/>
-                <w:szCs w:val="24"/>
-              </w:rPr>
-            </w:pPr>
-          </w:p>
-        </w:tc>
-      </w:tr>
-      <w:tr>
-        <w:tc>
-          <w:tcPr>
-            <w:tcW w:w="3698" w:type="dxa"/>
-          </w:tcPr>
-          <w:p>
-            <w:pPr>
-              <w:rPr>
-                <w:rFonts w:eastAsia="Aptos"/>
-                <w:b/>
-                <w:bCs/>
-                <w:color w:val="000000"/>
-                <w:sz w:val="24"/>
-                <w:szCs w:val="24"/>
-              </w:rPr>
-            </w:pPr>
-          </w:p>
-        </w:tc>
-        <w:tc>
-          <w:tcPr>
-            <w:tcW w:w="3699" w:type="dxa"/>
-          </w:tcPr>
-          <w:p>
-            <w:pPr>
-              <w:rPr>
-                <w:rFonts w:eastAsia="Aptos"/>
-                <w:b/>
-                <w:bCs/>
-                <w:color w:val="000000"/>
-                <w:sz w:val="24"/>
-                <w:szCs w:val="24"/>
-              </w:rPr>
-            </w:pPr>
-          </w:p>
-        </w:tc>
-        <w:tc>
-          <w:tcPr>
-            <w:tcW w:w="3699" w:type="dxa"/>
-          </w:tcPr>
-          <w:p>
-            <w:pPr>
-              <w:rPr>
-                <w:rFonts w:eastAsia="Aptos"/>
-                <w:b/>
-                <w:bCs/>
-                <w:color w:val="000000"/>
-                <w:sz w:val="24"/>
-                <w:szCs w:val="24"/>
-              </w:rPr>
-            </w:pPr>
-          </w:p>
-        </w:tc>
-      </w:tr>
-    </w:tbl>
-    <w:p>
-      <w:pPr>
-        <w:ind w:left="360"/>
-        <w:rPr>
-          <w:rFonts w:eastAsia="Aptos"/>
-          <w:color w:val="000000"/>
-          <w:sz w:val="24"/>
-          <w:szCs w:val="24"/>
-        </w:rPr>
-      </w:pPr>
-    </w:p>
-    <w:tbl>
-      <w:tblPr>
-        <w:tblW w:w="10080" w:type="dxa"/>
-        <w:jc w:val="center"/>
-        <w:tblLayout w:type="fixed"/>
-        <w:tblLook w:val="0400" w:firstRow="0" w:lastRow="0" w:firstColumn="0" w:lastColumn="0" w:noHBand="0" w:noVBand="1"/>
-      </w:tblPr>
-      <w:tblGrid>
-        <w:gridCol w:w="10080"/>
-      </w:tblGrid>
-      <w:tr>
-        <w:trPr>
-          <w:jc w:val="center"/>
-        </w:trPr>
-        <w:tc>
-          <w:tcPr>
-            <w:tcW w:w="10080" w:type="dxa"/>
-            <w:tcBorders>
-              <w:top w:val="single" w:sz="6" w:space="0" w:color="BFBFBF"/>
-              <w:left w:val="single" w:sz="6" w:space="0" w:color="BFBFBF"/>
-              <w:bottom w:val="single" w:sz="6" w:space="0" w:color="BFBFBF"/>
-              <w:right w:val="single" w:sz="6" w:space="0" w:color="BFBFBF"/>
-            </w:tcBorders>
-            <w:shd w:val="clear" w:color="auto" w:fill="F2F2F2"/>
-          </w:tcPr>
-          <w:p>
-            <w:pPr>
-              <w:rPr>
-                <w:sz w:val="24"/>
-                <w:szCs w:val="24"/>
-              </w:rPr>
-            </w:pPr>
-            <w:r>
-              <w:rPr>
-                <w:b/>
-                <w:bCs/>
-                <w:sz w:val="24"/>
-                <w:szCs w:val="24"/>
-              </w:rPr>
-              <w:t>Example 1: Query, retrieved information, and result</w:t>
-            </w:r>
-          </w:p>
-        </w:tc>
-      </w:tr>
-      <w:tr>
-        <w:trPr>
-          <w:jc w:val="center"/>
-        </w:trPr>
-        <w:tc>
-          <w:tcPr>
-            <w:tcW w:w="10080" w:type="dxa"/>
-            <w:tcBorders>
-              <w:top w:val="single" w:sz="6" w:space="0" w:color="BFBFBF"/>
-              <w:left w:val="single" w:sz="6" w:space="0" w:color="BFBFBF"/>
-              <w:bottom w:val="single" w:sz="6" w:space="0" w:color="BFBFBF"/>
-              <w:right w:val="single" w:sz="6" w:space="0" w:color="BFBFBF"/>
-            </w:tcBorders>
-          </w:tcPr>
-          <w:p>
-            <w:pPr>
-              <w:rPr>
-                <w:sz w:val="24"/>
-                <w:szCs w:val="24"/>
-              </w:rPr>
-            </w:pPr>
-            <w:r>
-              <w:rPr>
-                <w:sz w:val="24"/>
-                <w:szCs w:val="24"/>
-              </w:rPr>
-              <w:t>Response:</w:t>
-            </w:r>
-          </w:p>
-          <w:p>
-            <w:pPr>
-              <w:spacing w:after="120"/>
-              <w:rPr>
-                <w:sz w:val="24"/>
-                <w:szCs w:val="24"/>
-              </w:rPr>
-            </w:pPr>
-          </w:p>
-          <w:p>
-            <w:pPr>
-              <w:spacing w:after="120"/>
-              <w:rPr>
-                <w:sz w:val="24"/>
-                <w:szCs w:val="24"/>
-              </w:rPr>
-            </w:pPr>
-          </w:p>
-          <w:p>
-            <w:pPr>
-              <w:spacing w:after="120"/>
-              <w:rPr>
-                <w:sz w:val="24"/>
-                <w:szCs w:val="24"/>
-              </w:rPr>
-            </w:pPr>
+              <w:t xml:space="preserve">The updated architecture builds and reuses separate retrieval artifacts for the Wikipedia corpus, including </w:t>
+            </w:r>
+            <w:r>
+              <w:rPr>
+                <w:sz w:val="24"/>
+                <w:szCs w:val="24"/>
+                <w:u w:val="single"/>
+              </w:rPr>
+              <w:t>JSONL chunks</w:t>
+            </w:r>
+            <w:r>
+              <w:rPr>
+                <w:sz w:val="24"/>
+                <w:szCs w:val="24"/>
+              </w:rPr>
+              <w:t xml:space="preserve">, </w:t>
+            </w:r>
+            <w:proofErr w:type="spellStart"/>
+            <w:r>
+              <w:rPr>
+                <w:sz w:val="24"/>
+                <w:szCs w:val="24"/>
+              </w:rPr>
+              <w:t>ChromaDB</w:t>
+            </w:r>
+            <w:proofErr w:type="spellEnd"/>
+            <w:r>
+              <w:rPr>
+                <w:sz w:val="24"/>
+                <w:szCs w:val="24"/>
+              </w:rPr>
+              <w:t xml:space="preserve"> vector data, </w:t>
+            </w:r>
+            <w:proofErr w:type="spellStart"/>
+            <w:r>
+              <w:rPr>
+                <w:sz w:val="24"/>
+                <w:szCs w:val="24"/>
+                <w:u w:val="single"/>
+              </w:rPr>
+              <w:t>GraphDB</w:t>
+            </w:r>
+            <w:proofErr w:type="spellEnd"/>
+            <w:r>
+              <w:rPr>
+                <w:sz w:val="24"/>
+                <w:szCs w:val="24"/>
+              </w:rPr>
+              <w:t xml:space="preserve">, and BM25 indexes. The Checkpoint 4.1 solution provides an </w:t>
+            </w:r>
+            <w:r>
+              <w:rPr>
+                <w:sz w:val="24"/>
+                <w:szCs w:val="24"/>
+                <w:u w:val="single"/>
+              </w:rPr>
+              <w:t>interactive workflow</w:t>
+            </w:r>
+            <w:r>
+              <w:rPr>
+                <w:sz w:val="24"/>
+                <w:szCs w:val="24"/>
+              </w:rPr>
+              <w:t xml:space="preserve"> that can run Lexical, Semantic, Graph, Hybrid, or All retrieval. Each result is recorded with the retriever, generated response, RAGAS score, and evaluation category. The evaluation categories include </w:t>
+            </w:r>
+            <w:r>
+              <w:rPr>
+                <w:sz w:val="24"/>
+                <w:szCs w:val="24"/>
+                <w:u w:val="single"/>
+              </w:rPr>
+              <w:t>factual retrieval, obscure knowledge, multi-fact questions, quotation fidelity, cross-document synthesis, and out-of-corpus abstention</w:t>
+            </w:r>
+            <w:r>
+              <w:rPr>
+                <w:sz w:val="24"/>
+                <w:szCs w:val="24"/>
+              </w:rPr>
+              <w:t>. This provides both architectural variation and more targeted evaluation than the 3.1 baseline.</w:t>
+            </w:r>
           </w:p>
         </w:tc>
       </w:tr>
@@ -2381,7 +2326,7 @@
                 <w:sz w:val="24"/>
                 <w:szCs w:val="24"/>
               </w:rPr>
-              <w:t>Example 2: Query, retrieved information, and result</w:t>
+              <w:t>Implementation evidence (e.g., screenshots, code snippets, retrieval outputs, notebook excerpts)</w:t>
             </w:r>
           </w:p>
         </w:tc>
@@ -2407,14 +2352,1130 @@
                 <w:szCs w:val="24"/>
               </w:rPr>
             </w:pPr>
-            <w:r>
-              <w:rPr>
-                <w:sz w:val="24"/>
-                <w:szCs w:val="24"/>
-              </w:rPr>
-              <w:t>Response:</w:t>
-            </w:r>
-          </w:p>
+            <w:hyperlink r:id="rId8" w:history="1">
+              <w:r>
+                <w:rPr>
+                  <w:rStyle w:val="Hyperlink"/>
+                  <w:sz w:val="24"/>
+                  <w:szCs w:val="24"/>
+                </w:rPr>
+                <w:t>The repository</w:t>
+              </w:r>
+            </w:hyperlink>
+            <w:r>
+              <w:rPr>
+                <w:sz w:val="24"/>
+                <w:szCs w:val="24"/>
+              </w:rPr>
+              <w:t xml:space="preserve"> provides implementation evidence in the Checkpoint 4.1 solution and its retrieval/evaluation areas. The solution uses persisted vector,</w:t>
+            </w:r>
+            <w:r>
+              <w:rPr>
+                <w:sz w:val="24"/>
+                <w:szCs w:val="24"/>
+                <w:u w:val="single"/>
+              </w:rPr>
+              <w:t xml:space="preserve"> graph</w:t>
+            </w:r>
+            <w:r>
+              <w:rPr>
+                <w:sz w:val="24"/>
+                <w:szCs w:val="24"/>
+              </w:rPr>
+              <w:t xml:space="preserve">, BM25, and hybrid retrieval, and the </w:t>
+            </w:r>
+            <w:r>
+              <w:rPr>
+                <w:sz w:val="24"/>
+                <w:szCs w:val="24"/>
+                <w:u w:val="single"/>
+              </w:rPr>
+              <w:t>testing log records</w:t>
+            </w:r>
+            <w:r>
+              <w:rPr>
+                <w:sz w:val="24"/>
+                <w:szCs w:val="24"/>
+              </w:rPr>
+              <w:t xml:space="preserve"> results for each configuration. The logged runs show five retrieval configurations tested on eight Main Questions and their 16 paraphrases. The experiment records include the retriever, response, RAGAS result, and evaluation category, providing evidence that the expanded retrieval architecture and evaluation harness were </w:t>
+            </w:r>
+            <w:proofErr w:type="gramStart"/>
+            <w:r>
+              <w:rPr>
+                <w:sz w:val="24"/>
+                <w:szCs w:val="24"/>
+              </w:rPr>
+              <w:t>actually executed</w:t>
+            </w:r>
+            <w:proofErr w:type="gramEnd"/>
+            <w:r>
+              <w:rPr>
+                <w:sz w:val="24"/>
+                <w:szCs w:val="24"/>
+              </w:rPr>
+              <w:t>.</w:t>
+            </w:r>
+          </w:p>
+        </w:tc>
+      </w:tr>
+    </w:tbl>
+    <w:p/>
+    <w:p>
+      <w:r>
+        <w:drawing>
+          <wp:inline distT="0" distB="0" distL="0" distR="0" wp14:anchorId="7687A1B3" wp14:editId="74F09811">
+            <wp:extent cx="3270973" cy="1687618"/>
+            <wp:effectExtent l="0" t="0" r="5715" b="8255"/>
+            <wp:docPr id="1988017230" name="Picture 1"/>
+            <wp:cNvGraphicFramePr>
+              <a:graphicFrameLocks xmlns:a="http://schemas.openxmlformats.org/drawingml/2006/main" noChangeAspect="1"/>
+            </wp:cNvGraphicFramePr>
+            <a:graphic xmlns:a="http://schemas.openxmlformats.org/drawingml/2006/main">
+              <a:graphicData uri="http://schemas.openxmlformats.org/drawingml/2006/picture">
+                <pic:pic xmlns:pic="http://schemas.openxmlformats.org/drawingml/2006/picture">
+                  <pic:nvPicPr>
+                    <pic:cNvPr id="1988017230" name=""/>
+                    <pic:cNvPicPr/>
+                  </pic:nvPicPr>
+                  <pic:blipFill>
+                    <a:blip r:embed="rId9"/>
+                    <a:stretch>
+                      <a:fillRect/>
+                    </a:stretch>
+                  </pic:blipFill>
+                  <pic:spPr>
+                    <a:xfrm>
+                      <a:off x="0" y="0"/>
+                      <a:ext cx="3299802" cy="1702492"/>
+                    </a:xfrm>
+                    <a:prstGeom prst="rect">
+                      <a:avLst/>
+                    </a:prstGeom>
+                  </pic:spPr>
+                </pic:pic>
+              </a:graphicData>
+            </a:graphic>
+          </wp:inline>
+        </w:drawing>
+      </w:r>
+      <w:r>
+        <w:drawing>
+          <wp:inline distT="0" distB="0" distL="0" distR="0" wp14:anchorId="5AAE7B4E" wp14:editId="0D860DD5">
+            <wp:extent cx="3639375" cy="1704339"/>
+            <wp:effectExtent l="0" t="0" r="0" b="0"/>
+            <wp:docPr id="1560350175" name="Picture 1"/>
+            <wp:cNvGraphicFramePr>
+              <a:graphicFrameLocks xmlns:a="http://schemas.openxmlformats.org/drawingml/2006/main" noChangeAspect="1"/>
+            </wp:cNvGraphicFramePr>
+            <a:graphic xmlns:a="http://schemas.openxmlformats.org/drawingml/2006/main">
+              <a:graphicData uri="http://schemas.openxmlformats.org/drawingml/2006/picture">
+                <pic:pic xmlns:pic="http://schemas.openxmlformats.org/drawingml/2006/picture">
+                  <pic:nvPicPr>
+                    <pic:cNvPr id="1560350175" name=""/>
+                    <pic:cNvPicPr/>
+                  </pic:nvPicPr>
+                  <pic:blipFill>
+                    <a:blip r:embed="rId10"/>
+                    <a:stretch>
+                      <a:fillRect/>
+                    </a:stretch>
+                  </pic:blipFill>
+                  <pic:spPr>
+                    <a:xfrm>
+                      <a:off x="0" y="0"/>
+                      <a:ext cx="3651632" cy="1710079"/>
+                    </a:xfrm>
+                    <a:prstGeom prst="rect">
+                      <a:avLst/>
+                    </a:prstGeom>
+                  </pic:spPr>
+                </pic:pic>
+              </a:graphicData>
+            </a:graphic>
+          </wp:inline>
+        </w:drawing>
+      </w:r>
+    </w:p>
+    <w:p/>
+    <w:p/>
+    <w:p/>
+    <w:p/>
+    <w:p/>
+    <w:p>
+      <w:pPr>
+        <w:pStyle w:val="Heading1"/>
+        <w:spacing w:after="0"/>
+      </w:pPr>
+      <w:r>
+        <w:lastRenderedPageBreak/>
+        <w:t xml:space="preserve">Step </w:t>
+      </w:r>
+      <w:r>
+        <w:t xml:space="preserve">5. </w:t>
+      </w:r>
+      <w:r>
+        <w:t>Evaluation Results</w:t>
+      </w:r>
+    </w:p>
+    <w:p>
+      <w:pPr>
+        <w:rPr>
+          <w:rFonts w:eastAsia="Aptos"/>
+          <w:color w:val="000000"/>
+          <w:sz w:val="24"/>
+          <w:szCs w:val="24"/>
+        </w:rPr>
+      </w:pPr>
+      <w:r>
+        <w:rPr>
+          <w:rFonts w:eastAsia="Aptos"/>
+          <w:color w:val="000000"/>
+          <w:sz w:val="24"/>
+          <w:szCs w:val="24"/>
+        </w:rPr>
+        <w:t>Evaluate the updated system using the evaluation framework developed in previous modules.</w:t>
+      </w:r>
+    </w:p>
+    <w:p>
+      <w:pPr>
+        <w:pStyle w:val="ListParagraph"/>
+        <w:numPr>
+          <w:ilvl w:val="0"/>
+          <w:numId w:val="14"/>
+        </w:numPr>
+        <w:rPr>
+          <w:rFonts w:eastAsia="Aptos"/>
+          <w:color w:val="000000"/>
+          <w:sz w:val="24"/>
+          <w:szCs w:val="24"/>
+        </w:rPr>
+      </w:pPr>
+      <w:r>
+        <w:rPr>
+          <w:rFonts w:eastAsia="Aptos"/>
+          <w:color w:val="000000"/>
+          <w:sz w:val="24"/>
+          <w:szCs w:val="24"/>
+        </w:rPr>
+        <w:t>Present evaluation results.</w:t>
+      </w:r>
+    </w:p>
+    <w:p>
+      <w:pPr>
+        <w:pStyle w:val="ListParagraph"/>
+        <w:numPr>
+          <w:ilvl w:val="0"/>
+          <w:numId w:val="14"/>
+        </w:numPr>
+        <w:rPr>
+          <w:rFonts w:eastAsia="Aptos"/>
+          <w:color w:val="000000"/>
+          <w:sz w:val="24"/>
+          <w:szCs w:val="24"/>
+        </w:rPr>
+      </w:pPr>
+      <w:r>
+        <w:rPr>
+          <w:rFonts w:eastAsia="Aptos"/>
+          <w:color w:val="000000"/>
+          <w:sz w:val="24"/>
+          <w:szCs w:val="24"/>
+        </w:rPr>
+        <w:t>Compare performance against the baseline system.</w:t>
+      </w:r>
+    </w:p>
+    <w:p>
+      <w:pPr>
+        <w:pStyle w:val="ListParagraph"/>
+        <w:numPr>
+          <w:ilvl w:val="0"/>
+          <w:numId w:val="14"/>
+        </w:numPr>
+        <w:rPr>
+          <w:rFonts w:eastAsia="Aptos"/>
+          <w:color w:val="000000"/>
+          <w:sz w:val="24"/>
+          <w:szCs w:val="24"/>
+        </w:rPr>
+      </w:pPr>
+      <w:r>
+        <w:rPr>
+          <w:rFonts w:eastAsia="Aptos"/>
+          <w:color w:val="000000"/>
+          <w:sz w:val="24"/>
+          <w:szCs w:val="24"/>
+        </w:rPr>
+        <w:t>Include representative examples.</w:t>
+      </w:r>
+    </w:p>
+    <w:p>
+      <w:pPr>
+        <w:rPr>
+          <w:rFonts w:eastAsia="Aptos"/>
+          <w:color w:val="000000"/>
+          <w:sz w:val="24"/>
+          <w:szCs w:val="24"/>
+        </w:rPr>
+      </w:pPr>
+      <w:r>
+        <w:rPr>
+          <w:rFonts w:eastAsia="Aptos"/>
+          <w:color w:val="000000"/>
+          <w:sz w:val="24"/>
+          <w:szCs w:val="24"/>
+        </w:rPr>
+        <w:t xml:space="preserve">Capstone 4.1 – Detailed Log Results: </w:t>
+      </w:r>
+      <w:hyperlink r:id="rId11" w:history="1">
+        <w:r>
+          <w:rPr>
+            <w:rStyle w:val="Hyperlink"/>
+            <w:rFonts w:eastAsia="Aptos"/>
+            <w:sz w:val="24"/>
+            <w:szCs w:val="24"/>
+          </w:rPr>
+          <w:t>https://github.com/miguelangelherrera77-blip/MIT_CAPSTONE/blob/main/Final_Capstone_Project/Ragas_Experiments/detailed_test_results.log</w:t>
+        </w:r>
+      </w:hyperlink>
+    </w:p>
+    <w:tbl>
+      <w:tblPr>
+        <w:tblStyle w:val="TableGrid"/>
+        <w:tblW w:w="0" w:type="auto"/>
+        <w:tblInd w:w="360" w:type="dxa"/>
+        <w:tblLook w:val="04A0" w:firstRow="1" w:lastRow="0" w:firstColumn="1" w:lastColumn="0" w:noHBand="0" w:noVBand="1"/>
+      </w:tblPr>
+      <w:tblGrid>
+        <w:gridCol w:w="3573"/>
+        <w:gridCol w:w="3579"/>
+        <w:gridCol w:w="3584"/>
+      </w:tblGrid>
+      <w:tr>
+        <w:tc>
+          <w:tcPr>
+            <w:tcW w:w="3573" w:type="dxa"/>
+            <w:shd w:val="clear" w:color="auto" w:fill="D9D9D9" w:themeFill="background1" w:themeFillShade="D9"/>
+          </w:tcPr>
+          <w:p>
+            <w:pPr>
+              <w:jc w:val="center"/>
+              <w:rPr>
+                <w:rFonts w:eastAsia="Aptos"/>
+                <w:b/>
+                <w:bCs/>
+                <w:color w:val="000000"/>
+                <w:sz w:val="24"/>
+                <w:szCs w:val="24"/>
+              </w:rPr>
+            </w:pPr>
+            <w:r>
+              <w:rPr>
+                <w:rFonts w:eastAsia="Aptos"/>
+                <w:b/>
+                <w:bCs/>
+                <w:color w:val="000000"/>
+                <w:sz w:val="18"/>
+                <w:szCs w:val="24"/>
+              </w:rPr>
+              <w:t>Evaluation Metric</w:t>
+            </w:r>
+          </w:p>
+        </w:tc>
+        <w:tc>
+          <w:tcPr>
+            <w:tcW w:w="3579" w:type="dxa"/>
+            <w:shd w:val="clear" w:color="auto" w:fill="D9D9D9" w:themeFill="background1" w:themeFillShade="D9"/>
+          </w:tcPr>
+          <w:p>
+            <w:pPr>
+              <w:jc w:val="center"/>
+              <w:rPr>
+                <w:rFonts w:eastAsia="Aptos"/>
+                <w:b/>
+                <w:bCs/>
+                <w:color w:val="000000"/>
+                <w:sz w:val="24"/>
+                <w:szCs w:val="24"/>
+              </w:rPr>
+            </w:pPr>
+            <w:r>
+              <w:rPr>
+                <w:rFonts w:eastAsia="Aptos"/>
+                <w:b/>
+                <w:bCs/>
+                <w:color w:val="000000"/>
+                <w:sz w:val="18"/>
+                <w:szCs w:val="24"/>
+              </w:rPr>
+              <w:t>Baseline Result</w:t>
+            </w:r>
+          </w:p>
+        </w:tc>
+        <w:tc>
+          <w:tcPr>
+            <w:tcW w:w="3584" w:type="dxa"/>
+            <w:shd w:val="clear" w:color="auto" w:fill="D9D9D9" w:themeFill="background1" w:themeFillShade="D9"/>
+          </w:tcPr>
+          <w:p>
+            <w:pPr>
+              <w:jc w:val="center"/>
+              <w:rPr>
+                <w:rFonts w:eastAsia="Aptos"/>
+                <w:b/>
+                <w:bCs/>
+                <w:color w:val="000000"/>
+                <w:sz w:val="24"/>
+                <w:szCs w:val="24"/>
+              </w:rPr>
+            </w:pPr>
+            <w:r>
+              <w:rPr>
+                <w:rFonts w:eastAsia="Aptos"/>
+                <w:b/>
+                <w:bCs/>
+                <w:color w:val="000000"/>
+                <w:sz w:val="18"/>
+                <w:szCs w:val="24"/>
+              </w:rPr>
+              <w:t>Updated Result</w:t>
+            </w:r>
+          </w:p>
+        </w:tc>
+      </w:tr>
+      <w:tr>
+        <w:tc>
+          <w:tcPr>
+            <w:tcW w:w="3573" w:type="dxa"/>
+          </w:tcPr>
+          <w:p>
+            <w:pPr>
+              <w:rPr>
+                <w:sz w:val="24"/>
+                <w:szCs w:val="24"/>
+              </w:rPr>
+            </w:pPr>
+            <w:r>
+              <w:rPr>
+                <w:sz w:val="24"/>
+                <w:szCs w:val="24"/>
+              </w:rPr>
+              <w:t>Checkpoint 3.1 baseline — Original questions</w:t>
+            </w:r>
+          </w:p>
+        </w:tc>
+        <w:tc>
+          <w:tcPr>
+            <w:tcW w:w="3579" w:type="dxa"/>
+          </w:tcPr>
+          <w:p>
+            <w:pPr>
+              <w:rPr>
+                <w:sz w:val="24"/>
+                <w:szCs w:val="24"/>
+              </w:rPr>
+            </w:pPr>
+            <w:r>
+              <w:rPr>
+                <w:sz w:val="24"/>
+                <w:szCs w:val="24"/>
+              </w:rPr>
+              <w:t>97/100 (97%)</w:t>
+            </w:r>
+          </w:p>
+        </w:tc>
+        <w:tc>
+          <w:tcPr>
+            <w:tcW w:w="3584" w:type="dxa"/>
+          </w:tcPr>
+          <w:p>
+            <w:pPr>
+              <w:rPr>
+                <w:sz w:val="24"/>
+                <w:szCs w:val="24"/>
+              </w:rPr>
+            </w:pPr>
+            <w:r>
+              <w:rPr>
+                <w:sz w:val="24"/>
+                <w:szCs w:val="24"/>
+              </w:rPr>
+              <w:t>Baseline result</w:t>
+            </w:r>
+          </w:p>
+        </w:tc>
+      </w:tr>
+      <w:tr>
+        <w:tc>
+          <w:tcPr>
+            <w:tcW w:w="3573" w:type="dxa"/>
+          </w:tcPr>
+          <w:p>
+            <w:pPr>
+              <w:rPr>
+                <w:sz w:val="24"/>
+                <w:szCs w:val="24"/>
+              </w:rPr>
+            </w:pPr>
+            <w:r>
+              <w:rPr>
+                <w:sz w:val="24"/>
+                <w:szCs w:val="24"/>
+              </w:rPr>
+              <w:t>Checkpoint 3.1 baseline — Paraphrases</w:t>
+            </w:r>
+          </w:p>
+        </w:tc>
+        <w:tc>
+          <w:tcPr>
+            <w:tcW w:w="3579" w:type="dxa"/>
+          </w:tcPr>
+          <w:p>
+            <w:pPr>
+              <w:rPr>
+                <w:sz w:val="24"/>
+                <w:szCs w:val="24"/>
+              </w:rPr>
+            </w:pPr>
+            <w:r>
+              <w:rPr>
+                <w:sz w:val="24"/>
+                <w:szCs w:val="24"/>
+              </w:rPr>
+              <w:t>179/182 (98%); delta +1%</w:t>
+            </w:r>
+          </w:p>
+        </w:tc>
+        <w:tc>
+          <w:tcPr>
+            <w:tcW w:w="3584" w:type="dxa"/>
+          </w:tcPr>
+          <w:p>
+            <w:pPr>
+              <w:rPr>
+                <w:sz w:val="24"/>
+                <w:szCs w:val="24"/>
+              </w:rPr>
+            </w:pPr>
+            <w:r>
+              <w:rPr>
+                <w:sz w:val="24"/>
+                <w:szCs w:val="24"/>
+              </w:rPr>
+              <w:t>Baseline result</w:t>
+            </w:r>
+          </w:p>
+        </w:tc>
+      </w:tr>
+      <w:tr>
+        <w:tc>
+          <w:tcPr>
+            <w:tcW w:w="3573" w:type="dxa"/>
+          </w:tcPr>
+          <w:p>
+            <w:pPr>
+              <w:rPr>
+                <w:sz w:val="24"/>
+                <w:szCs w:val="24"/>
+              </w:rPr>
+            </w:pPr>
+            <w:r>
+              <w:rPr>
+                <w:sz w:val="24"/>
+                <w:szCs w:val="24"/>
+              </w:rPr>
+              <w:t>Checkpoint 4.1 — All runs</w:t>
+            </w:r>
+          </w:p>
+        </w:tc>
+        <w:tc>
+          <w:tcPr>
+            <w:tcW w:w="3579" w:type="dxa"/>
+          </w:tcPr>
+          <w:p>
+            <w:pPr>
+              <w:rPr>
+                <w:sz w:val="24"/>
+                <w:szCs w:val="24"/>
+              </w:rPr>
+            </w:pPr>
+            <w:r>
+              <w:rPr>
+                <w:sz w:val="24"/>
+                <w:szCs w:val="24"/>
+              </w:rPr>
+              <w:t>28/40 (70%) Main; 50/80 (62.5%) Paraphrased; 78/120 (65%) combined</w:t>
+            </w:r>
+          </w:p>
+        </w:tc>
+        <w:tc>
+          <w:tcPr>
+            <w:tcW w:w="3584" w:type="dxa"/>
+          </w:tcPr>
+          <w:p>
+            <w:pPr>
+              <w:rPr>
+                <w:sz w:val="24"/>
+                <w:szCs w:val="24"/>
+              </w:rPr>
+            </w:pPr>
+            <w:r>
+              <w:rPr>
+                <w:sz w:val="24"/>
+                <w:szCs w:val="24"/>
+              </w:rPr>
+              <w:t>Expanded 4.1 evaluation</w:t>
+            </w:r>
+          </w:p>
+        </w:tc>
+      </w:tr>
+      <w:tr>
+        <w:tc>
+          <w:tcPr>
+            <w:tcW w:w="3573" w:type="dxa"/>
+          </w:tcPr>
+          <w:p>
+            <w:pPr>
+              <w:rPr>
+                <w:sz w:val="24"/>
+                <w:szCs w:val="24"/>
+              </w:rPr>
+            </w:pPr>
+            <w:r>
+              <w:rPr>
+                <w:sz w:val="24"/>
+                <w:szCs w:val="24"/>
+              </w:rPr>
+              <w:t>Checkpoint 4.1 — Lexical</w:t>
+            </w:r>
+          </w:p>
+        </w:tc>
+        <w:tc>
+          <w:tcPr>
+            <w:tcW w:w="3579" w:type="dxa"/>
+          </w:tcPr>
+          <w:p>
+            <w:pPr>
+              <w:rPr>
+                <w:sz w:val="24"/>
+                <w:szCs w:val="24"/>
+              </w:rPr>
+            </w:pPr>
+            <w:r>
+              <w:rPr>
+                <w:sz w:val="24"/>
+                <w:szCs w:val="24"/>
+              </w:rPr>
+              <w:t>6/8 (75%) Main; 9/16 (56%) Paraphrased; 15/24 (63%) combined</w:t>
+            </w:r>
+          </w:p>
+        </w:tc>
+        <w:tc>
+          <w:tcPr>
+            <w:tcW w:w="3584" w:type="dxa"/>
+          </w:tcPr>
+          <w:p>
+            <w:pPr>
+              <w:rPr>
+                <w:sz w:val="24"/>
+                <w:szCs w:val="24"/>
+              </w:rPr>
+            </w:pPr>
+            <w:r>
+              <w:rPr>
+                <w:sz w:val="24"/>
+                <w:szCs w:val="24"/>
+              </w:rPr>
+              <w:t>Expanded 4.1 retrieval</w:t>
+            </w:r>
+          </w:p>
+        </w:tc>
+      </w:tr>
+      <w:tr>
+        <w:tc>
+          <w:tcPr>
+            <w:tcW w:w="3573" w:type="dxa"/>
+          </w:tcPr>
+          <w:p>
+            <w:pPr>
+              <w:rPr>
+                <w:sz w:val="24"/>
+                <w:szCs w:val="24"/>
+              </w:rPr>
+            </w:pPr>
+            <w:r>
+              <w:rPr>
+                <w:sz w:val="24"/>
+                <w:szCs w:val="24"/>
+              </w:rPr>
+              <w:t>Checkpoint 4.1 — Semantic</w:t>
+            </w:r>
+          </w:p>
+        </w:tc>
+        <w:tc>
+          <w:tcPr>
+            <w:tcW w:w="3579" w:type="dxa"/>
+          </w:tcPr>
+          <w:p>
+            <w:pPr>
+              <w:rPr>
+                <w:sz w:val="24"/>
+                <w:szCs w:val="24"/>
+              </w:rPr>
+            </w:pPr>
+            <w:r>
+              <w:rPr>
+                <w:sz w:val="24"/>
+                <w:szCs w:val="24"/>
+              </w:rPr>
+              <w:t>6/8 (75%) Main; 11/16 (69%) Paraphrased; 17/24 (71%) combined</w:t>
+            </w:r>
+          </w:p>
+        </w:tc>
+        <w:tc>
+          <w:tcPr>
+            <w:tcW w:w="3584" w:type="dxa"/>
+          </w:tcPr>
+          <w:p>
+            <w:pPr>
+              <w:rPr>
+                <w:sz w:val="24"/>
+                <w:szCs w:val="24"/>
+              </w:rPr>
+            </w:pPr>
+            <w:r>
+              <w:rPr>
+                <w:sz w:val="24"/>
+                <w:szCs w:val="24"/>
+              </w:rPr>
+              <w:t>Best combined result</w:t>
+            </w:r>
+          </w:p>
+        </w:tc>
+      </w:tr>
+      <w:tr>
+        <w:tc>
+          <w:tcPr>
+            <w:tcW w:w="3573" w:type="dxa"/>
+          </w:tcPr>
+          <w:p>
+            <w:pPr>
+              <w:rPr>
+                <w:sz w:val="24"/>
+                <w:szCs w:val="24"/>
+              </w:rPr>
+            </w:pPr>
+            <w:r>
+              <w:rPr>
+                <w:sz w:val="24"/>
+                <w:szCs w:val="24"/>
+              </w:rPr>
+              <w:t>Checkpoint 4.1 — Hybrid</w:t>
+            </w:r>
+          </w:p>
+        </w:tc>
+        <w:tc>
+          <w:tcPr>
+            <w:tcW w:w="3579" w:type="dxa"/>
+          </w:tcPr>
+          <w:p>
+            <w:pPr>
+              <w:rPr>
+                <w:sz w:val="24"/>
+                <w:szCs w:val="24"/>
+              </w:rPr>
+            </w:pPr>
+            <w:r>
+              <w:rPr>
+                <w:sz w:val="24"/>
+                <w:szCs w:val="24"/>
+              </w:rPr>
+              <w:t>6/8 (75%) Main; 11/16 (69%) Paraphrased; 17/24 (71%) combined</w:t>
+            </w:r>
+          </w:p>
+        </w:tc>
+        <w:tc>
+          <w:tcPr>
+            <w:tcW w:w="3584" w:type="dxa"/>
+          </w:tcPr>
+          <w:p>
+            <w:pPr>
+              <w:rPr>
+                <w:sz w:val="24"/>
+                <w:szCs w:val="24"/>
+              </w:rPr>
+            </w:pPr>
+            <w:r>
+              <w:rPr>
+                <w:sz w:val="24"/>
+                <w:szCs w:val="24"/>
+              </w:rPr>
+              <w:t>Best combined result</w:t>
+            </w:r>
+          </w:p>
+        </w:tc>
+      </w:tr>
+      <w:tr>
+        <w:tc>
+          <w:tcPr>
+            <w:tcW w:w="3573" w:type="dxa"/>
+          </w:tcPr>
+          <w:p>
+            <w:pPr>
+              <w:rPr>
+                <w:sz w:val="24"/>
+                <w:szCs w:val="24"/>
+              </w:rPr>
+            </w:pPr>
+            <w:r>
+              <w:rPr>
+                <w:sz w:val="24"/>
+                <w:szCs w:val="24"/>
+              </w:rPr>
+              <w:t>Checkpoint 4.1 — Graph</w:t>
+            </w:r>
+          </w:p>
+        </w:tc>
+        <w:tc>
+          <w:tcPr>
+            <w:tcW w:w="3579" w:type="dxa"/>
+          </w:tcPr>
+          <w:p>
+            <w:pPr>
+              <w:rPr>
+                <w:sz w:val="24"/>
+                <w:szCs w:val="24"/>
+              </w:rPr>
+            </w:pPr>
+            <w:r>
+              <w:rPr>
+                <w:sz w:val="24"/>
+                <w:szCs w:val="24"/>
+              </w:rPr>
+              <w:t>5/8 (62%) Main; 10/16 (62%) Paraphrased; 15/24 (63%) combined</w:t>
+            </w:r>
+          </w:p>
+        </w:tc>
+        <w:tc>
+          <w:tcPr>
+            <w:tcW w:w="3584" w:type="dxa"/>
+          </w:tcPr>
+          <w:p>
+            <w:pPr>
+              <w:rPr>
+                <w:sz w:val="24"/>
+                <w:szCs w:val="24"/>
+              </w:rPr>
+            </w:pPr>
+            <w:r>
+              <w:rPr>
+                <w:sz w:val="24"/>
+                <w:szCs w:val="24"/>
+              </w:rPr>
+              <w:t>Expanded 4.1 retrieval</w:t>
+            </w:r>
+          </w:p>
+        </w:tc>
+      </w:tr>
+      <w:tr>
+        <w:tc>
+          <w:tcPr>
+            <w:tcW w:w="3573" w:type="dxa"/>
+          </w:tcPr>
+          <w:p>
+            <w:pPr>
+              <w:rPr>
+                <w:sz w:val="24"/>
+                <w:szCs w:val="24"/>
+              </w:rPr>
+            </w:pPr>
+            <w:r>
+              <w:rPr>
+                <w:sz w:val="24"/>
+                <w:szCs w:val="24"/>
+              </w:rPr>
+              <w:t>Cross-document synthesis</w:t>
+            </w:r>
+          </w:p>
+        </w:tc>
+        <w:tc>
+          <w:tcPr>
+            <w:tcW w:w="3579" w:type="dxa"/>
+          </w:tcPr>
+          <w:p>
+            <w:pPr>
+              <w:rPr>
+                <w:sz w:val="24"/>
+                <w:szCs w:val="24"/>
+              </w:rPr>
+            </w:pPr>
+            <w:r>
+              <w:rPr>
+                <w:sz w:val="24"/>
+                <w:szCs w:val="24"/>
+              </w:rPr>
+              <w:t>3/15 (20%)</w:t>
+            </w:r>
+          </w:p>
+        </w:tc>
+        <w:tc>
+          <w:tcPr>
+            <w:tcW w:w="3584" w:type="dxa"/>
+          </w:tcPr>
+          <w:p>
+            <w:pPr>
+              <w:rPr>
+                <w:sz w:val="24"/>
+                <w:szCs w:val="24"/>
+              </w:rPr>
+            </w:pPr>
+            <w:r>
+              <w:rPr>
+                <w:sz w:val="24"/>
+                <w:szCs w:val="24"/>
+              </w:rPr>
+              <w:t>Major remaining weakness</w:t>
+            </w:r>
+          </w:p>
+        </w:tc>
+      </w:tr>
+      <w:tr>
+        <w:tc>
+          <w:tcPr>
+            <w:tcW w:w="3573" w:type="dxa"/>
+          </w:tcPr>
+          <w:p>
+            <w:pPr>
+              <w:rPr>
+                <w:sz w:val="24"/>
+                <w:szCs w:val="24"/>
+              </w:rPr>
+            </w:pPr>
+            <w:r>
+              <w:rPr>
+                <w:sz w:val="24"/>
+                <w:szCs w:val="24"/>
+              </w:rPr>
+              <w:t>Quotation fidelity</w:t>
+            </w:r>
+          </w:p>
+        </w:tc>
+        <w:tc>
+          <w:tcPr>
+            <w:tcW w:w="3579" w:type="dxa"/>
+          </w:tcPr>
+          <w:p>
+            <w:pPr>
+              <w:rPr>
+                <w:sz w:val="24"/>
+                <w:szCs w:val="24"/>
+              </w:rPr>
+            </w:pPr>
+            <w:r>
+              <w:rPr>
+                <w:sz w:val="24"/>
+                <w:szCs w:val="24"/>
+              </w:rPr>
+              <w:t>0/15 (0%)</w:t>
+            </w:r>
+          </w:p>
+        </w:tc>
+        <w:tc>
+          <w:tcPr>
+            <w:tcW w:w="3584" w:type="dxa"/>
+          </w:tcPr>
+          <w:p>
+            <w:pPr>
+              <w:rPr>
+                <w:sz w:val="24"/>
+                <w:szCs w:val="24"/>
+              </w:rPr>
+            </w:pPr>
+            <w:r>
+              <w:rPr>
+                <w:sz w:val="24"/>
+                <w:szCs w:val="24"/>
+              </w:rPr>
+              <w:t>Requested film article unavailable to retrieval</w:t>
+            </w:r>
+          </w:p>
+        </w:tc>
+      </w:tr>
+      <w:tr>
+        <w:tc>
+          <w:tcPr>
+            <w:tcW w:w="3573" w:type="dxa"/>
+          </w:tcPr>
+          <w:p>
+            <w:pPr>
+              <w:rPr>
+                <w:sz w:val="24"/>
+                <w:szCs w:val="24"/>
+              </w:rPr>
+            </w:pPr>
+            <w:r>
+              <w:rPr>
+                <w:sz w:val="24"/>
+                <w:szCs w:val="24"/>
+              </w:rPr>
+              <w:t>Out-of-corpus abstention</w:t>
+            </w:r>
+          </w:p>
+        </w:tc>
+        <w:tc>
+          <w:tcPr>
+            <w:tcW w:w="3579" w:type="dxa"/>
+          </w:tcPr>
+          <w:p>
+            <w:pPr>
+              <w:rPr>
+                <w:sz w:val="24"/>
+                <w:szCs w:val="24"/>
+              </w:rPr>
+            </w:pPr>
+            <w:r>
+              <w:rPr>
+                <w:sz w:val="24"/>
+                <w:szCs w:val="24"/>
+              </w:rPr>
+              <w:t>8/15 (53%)</w:t>
+            </w:r>
+          </w:p>
+        </w:tc>
+        <w:tc>
+          <w:tcPr>
+            <w:tcW w:w="3584" w:type="dxa"/>
+          </w:tcPr>
+          <w:p>
+            <w:pPr>
+              <w:rPr>
+                <w:sz w:val="24"/>
+                <w:szCs w:val="24"/>
+              </w:rPr>
+            </w:pPr>
+            <w:r>
+              <w:rPr>
+                <w:sz w:val="24"/>
+                <w:szCs w:val="24"/>
+              </w:rPr>
+              <w:t>Judge-specific interpretation required</w:t>
+            </w:r>
+          </w:p>
+        </w:tc>
+      </w:tr>
+    </w:tbl>
+    <w:p>
+      <w:pPr>
+        <w:ind w:left="360"/>
+        <w:rPr>
+          <w:rFonts w:eastAsia="Aptos"/>
+          <w:color w:val="000000"/>
+          <w:sz w:val="24"/>
+          <w:szCs w:val="24"/>
+        </w:rPr>
+      </w:pPr>
+    </w:p>
+    <w:p>
+      <w:pPr>
+        <w:ind w:left="360"/>
+        <w:rPr>
+          <w:rFonts w:eastAsia="Aptos"/>
+          <w:color w:val="000000"/>
+          <w:sz w:val="24"/>
+          <w:szCs w:val="24"/>
+        </w:rPr>
+      </w:pPr>
+    </w:p>
+    <w:p>
+      <w:pPr>
+        <w:ind w:left="360"/>
+        <w:rPr>
+          <w:rFonts w:eastAsia="Aptos"/>
+          <w:color w:val="000000"/>
+          <w:sz w:val="24"/>
+          <w:szCs w:val="24"/>
+        </w:rPr>
+      </w:pPr>
+    </w:p>
+    <w:p>
+      <w:pPr>
+        <w:ind w:left="360"/>
+        <w:rPr>
+          <w:rFonts w:eastAsia="Aptos"/>
+          <w:color w:val="000000"/>
+          <w:sz w:val="24"/>
+          <w:szCs w:val="24"/>
+        </w:rPr>
+      </w:pPr>
+    </w:p>
+    <w:p>
+      <w:pPr>
+        <w:ind w:left="360"/>
+        <w:rPr>
+          <w:rFonts w:eastAsia="Aptos"/>
+          <w:color w:val="000000"/>
+          <w:sz w:val="24"/>
+          <w:szCs w:val="24"/>
+        </w:rPr>
+      </w:pPr>
+    </w:p>
+    <w:tbl>
+      <w:tblPr>
+        <w:tblW w:w="10080" w:type="dxa"/>
+        <w:jc w:val="center"/>
+        <w:tblLayout w:type="fixed"/>
+        <w:tblLook w:val="0400" w:firstRow="0" w:lastRow="0" w:firstColumn="0" w:lastColumn="0" w:noHBand="0" w:noVBand="1"/>
+      </w:tblPr>
+      <w:tblGrid>
+        <w:gridCol w:w="10080"/>
+      </w:tblGrid>
+      <w:tr>
+        <w:trPr>
+          <w:jc w:val="center"/>
+        </w:trPr>
+        <w:tc>
+          <w:tcPr>
+            <w:tcW w:w="10080" w:type="dxa"/>
+            <w:tcBorders>
+              <w:top w:val="single" w:sz="6" w:space="0" w:color="BFBFBF"/>
+              <w:left w:val="single" w:sz="6" w:space="0" w:color="BFBFBF"/>
+              <w:bottom w:val="single" w:sz="6" w:space="0" w:color="BFBFBF"/>
+              <w:right w:val="single" w:sz="6" w:space="0" w:color="BFBFBF"/>
+            </w:tcBorders>
+            <w:shd w:val="clear" w:color="auto" w:fill="F2F2F2"/>
+          </w:tcPr>
+          <w:p>
+            <w:pPr>
+              <w:rPr>
+                <w:sz w:val="24"/>
+                <w:szCs w:val="24"/>
+              </w:rPr>
+            </w:pPr>
+            <w:r>
+              <w:rPr>
+                <w:b/>
+                <w:bCs/>
+                <w:sz w:val="24"/>
+                <w:szCs w:val="24"/>
+              </w:rPr>
+              <w:t>Example 1: Query, retrieved information, and result</w:t>
+            </w:r>
+          </w:p>
+        </w:tc>
+      </w:tr>
+      <w:tr>
+        <w:trPr>
+          <w:jc w:val="center"/>
+        </w:trPr>
+        <w:tc>
+          <w:tcPr>
+            <w:tcW w:w="10080" w:type="dxa"/>
+            <w:tcBorders>
+              <w:top w:val="single" w:sz="6" w:space="0" w:color="BFBFBF"/>
+              <w:left w:val="single" w:sz="6" w:space="0" w:color="BFBFBF"/>
+              <w:bottom w:val="single" w:sz="6" w:space="0" w:color="BFBFBF"/>
+              <w:right w:val="single" w:sz="6" w:space="0" w:color="BFBFBF"/>
+            </w:tcBorders>
+          </w:tcPr>
           <w:p>
             <w:pPr>
               <w:spacing w:after="120"/>
@@ -2423,6 +3484,73 @@
                 <w:szCs w:val="24"/>
               </w:rPr>
             </w:pPr>
+            <w:r>
+              <w:rPr>
+                <w:sz w:val="24"/>
+                <w:szCs w:val="24"/>
+              </w:rPr>
+              <w:t>One representative failure is the</w:t>
+            </w:r>
+            <w:r>
+              <w:rPr>
+                <w:sz w:val="24"/>
+                <w:szCs w:val="24"/>
+                <w:u w:val="single"/>
+              </w:rPr>
+              <w:t xml:space="preserve"> Einstein/Stilwell comparison</w:t>
+            </w:r>
+            <w:r>
+              <w:rPr>
+                <w:sz w:val="24"/>
+                <w:szCs w:val="24"/>
+              </w:rPr>
+              <w:t xml:space="preserve">. The question requires </w:t>
+            </w:r>
+            <w:r>
+              <w:rPr>
+                <w:sz w:val="24"/>
+                <w:szCs w:val="24"/>
+                <w:u w:val="single"/>
+              </w:rPr>
+              <w:t>information about two different people</w:t>
+            </w:r>
+            <w:r>
+              <w:rPr>
+                <w:sz w:val="24"/>
+                <w:szCs w:val="24"/>
+              </w:rPr>
+              <w:t xml:space="preserve"> to be retrieved and connected into a single comparison. In the Main Questions testing, the query failed with the All, Graph, and Semantic configurations but passed with Hybrid and Lexical. The paraphrased tests showed similar inconsistency, with several configurations failing both cross-document synthesis questions. These results show that </w:t>
+            </w:r>
+            <w:r>
+              <w:rPr>
+                <w:sz w:val="24"/>
+                <w:szCs w:val="24"/>
+                <w:u w:val="single"/>
+              </w:rPr>
+              <w:t>cross-document synthesis remains a retrieval weakness</w:t>
+            </w:r>
+            <w:r>
+              <w:rPr>
+                <w:sz w:val="24"/>
+                <w:szCs w:val="24"/>
+              </w:rPr>
+              <w:t xml:space="preserve"> because the system does not consistently retrieve and </w:t>
+            </w:r>
+            <w:r>
+              <w:rPr>
+                <w:sz w:val="24"/>
+                <w:szCs w:val="24"/>
+                <w:u w:val="single"/>
+              </w:rPr>
+              <w:t>connect the evidence needed across multiple documents</w:t>
+            </w:r>
+            <w:r>
+              <w:rPr>
+                <w:sz w:val="24"/>
+                <w:szCs w:val="24"/>
+              </w:rPr>
+              <w:t>.</w:t>
+            </w:r>
           </w:p>
           <w:p>
             <w:pPr>
@@ -2433,6 +3561,1152 @@
               </w:rPr>
             </w:pPr>
           </w:p>
+        </w:tc>
+      </w:tr>
+    </w:tbl>
+    <w:p/>
+    <w:tbl>
+      <w:tblPr>
+        <w:tblW w:w="9740" w:type="dxa"/>
+        <w:jc w:val="center"/>
+        <w:tblBorders>
+          <w:top w:val="single" w:sz="4" w:space="0" w:color="auto"/>
+          <w:left w:val="single" w:sz="4" w:space="0" w:color="auto"/>
+          <w:bottom w:val="single" w:sz="4" w:space="0" w:color="auto"/>
+          <w:right w:val="single" w:sz="4" w:space="0" w:color="auto"/>
+          <w:insideH w:val="single" w:sz="4" w:space="0" w:color="auto"/>
+          <w:insideV w:val="single" w:sz="4" w:space="0" w:color="auto"/>
+        </w:tblBorders>
+        <w:tblLook w:val="04A0" w:firstRow="1" w:lastRow="0" w:firstColumn="1" w:lastColumn="0" w:noHBand="0" w:noVBand="1"/>
+      </w:tblPr>
+      <w:tblGrid>
+        <w:gridCol w:w="4590"/>
+        <w:gridCol w:w="3190"/>
+        <w:gridCol w:w="1960"/>
+      </w:tblGrid>
+      <w:tr>
+        <w:trPr>
+          <w:trHeight w:val="287"/>
+          <w:jc w:val="center"/>
+        </w:trPr>
+        <w:tc>
+          <w:tcPr>
+            <w:tcW w:w="4590" w:type="dxa"/>
+            <w:vAlign w:val="center"/>
+            <w:hideMark/>
+          </w:tcPr>
+          <w:p>
+            <w:pPr>
+              <w:spacing w:after="0" w:line="240" w:lineRule="auto"/>
+              <w:jc w:val="center"/>
+              <w:rPr>
+                <w:b/>
+                <w:bCs/>
+                <w:color w:val="000000"/>
+                <w:sz w:val="24"/>
+                <w:szCs w:val="24"/>
+                <w:lang w:eastAsia="en-US"/>
+              </w:rPr>
+            </w:pPr>
+            <w:r>
+              <w:rPr>
+                <w:b/>
+                <w:bCs/>
+                <w:color w:val="000000"/>
+                <w:sz w:val="24"/>
+                <w:szCs w:val="24"/>
+                <w:lang w:eastAsia="en-US"/>
+              </w:rPr>
+              <w:t>Query</w:t>
+            </w:r>
+          </w:p>
+        </w:tc>
+        <w:tc>
+          <w:tcPr>
+            <w:tcW w:w="3190" w:type="dxa"/>
+            <w:vAlign w:val="center"/>
+            <w:hideMark/>
+          </w:tcPr>
+          <w:p>
+            <w:pPr>
+              <w:spacing w:after="0" w:line="240" w:lineRule="auto"/>
+              <w:jc w:val="center"/>
+              <w:rPr>
+                <w:b/>
+                <w:bCs/>
+                <w:color w:val="000000"/>
+                <w:sz w:val="24"/>
+                <w:szCs w:val="24"/>
+                <w:lang w:eastAsia="en-US"/>
+              </w:rPr>
+            </w:pPr>
+            <w:r>
+              <w:rPr>
+                <w:b/>
+                <w:bCs/>
+                <w:color w:val="000000"/>
+                <w:sz w:val="24"/>
+                <w:szCs w:val="24"/>
+                <w:lang w:eastAsia="en-US"/>
+              </w:rPr>
+              <w:t>Retrieved information</w:t>
+            </w:r>
+          </w:p>
+        </w:tc>
+        <w:tc>
+          <w:tcPr>
+            <w:tcW w:w="1960" w:type="dxa"/>
+            <w:vAlign w:val="center"/>
+            <w:hideMark/>
+          </w:tcPr>
+          <w:p>
+            <w:pPr>
+              <w:spacing w:after="0" w:line="240" w:lineRule="auto"/>
+              <w:jc w:val="center"/>
+              <w:rPr>
+                <w:b/>
+                <w:bCs/>
+                <w:color w:val="000000"/>
+                <w:sz w:val="24"/>
+                <w:szCs w:val="24"/>
+                <w:lang w:eastAsia="en-US"/>
+              </w:rPr>
+            </w:pPr>
+            <w:r>
+              <w:rPr>
+                <w:b/>
+                <w:bCs/>
+                <w:color w:val="000000"/>
+                <w:sz w:val="24"/>
+                <w:szCs w:val="24"/>
+                <w:lang w:eastAsia="en-US"/>
+              </w:rPr>
+              <w:t>Result</w:t>
+            </w:r>
+          </w:p>
+        </w:tc>
+      </w:tr>
+      <w:tr>
+        <w:trPr>
+          <w:trHeight w:val="1665"/>
+          <w:jc w:val="center"/>
+        </w:trPr>
+        <w:tc>
+          <w:tcPr>
+            <w:tcW w:w="4590" w:type="dxa"/>
+            <w:vAlign w:val="center"/>
+            <w:hideMark/>
+          </w:tcPr>
+          <w:p>
+            <w:pPr>
+              <w:spacing w:after="0" w:line="240" w:lineRule="auto"/>
+              <w:rPr>
+                <w:color w:val="000000"/>
+                <w:sz w:val="24"/>
+                <w:szCs w:val="24"/>
+                <w:lang w:eastAsia="en-US"/>
+              </w:rPr>
+            </w:pPr>
+            <w:r>
+              <w:rPr>
+                <w:color w:val="000000"/>
+                <w:sz w:val="24"/>
+                <w:szCs w:val="24"/>
+                <w:lang w:eastAsia="en-US"/>
+              </w:rPr>
+              <w:t>[</w:t>
+            </w:r>
+            <w:r>
+              <w:rPr>
+                <w:color w:val="000000"/>
+                <w:sz w:val="24"/>
+                <w:szCs w:val="24"/>
+                <w:lang w:eastAsia="en-US"/>
+              </w:rPr>
+              <w:t>Original</w:t>
+            </w:r>
+            <w:r>
+              <w:rPr>
+                <w:color w:val="000000"/>
+                <w:sz w:val="24"/>
+                <w:szCs w:val="24"/>
+                <w:lang w:eastAsia="en-US"/>
+              </w:rPr>
+              <w:t xml:space="preserve">] </w:t>
+            </w:r>
+            <w:r>
+              <w:rPr>
+                <w:color w:val="000000"/>
+                <w:sz w:val="24"/>
+                <w:szCs w:val="24"/>
+                <w:lang w:eastAsia="en-US"/>
+              </w:rPr>
+              <w:t>Compare Albert Einstein and Joseph Warren Stilwell. What was each person best known for, and what major historical context shaped their work?</w:t>
+            </w:r>
+          </w:p>
+        </w:tc>
+        <w:tc>
+          <w:tcPr>
+            <w:tcW w:w="3190" w:type="dxa"/>
+            <w:vAlign w:val="center"/>
+            <w:hideMark/>
+          </w:tcPr>
+          <w:p>
+            <w:pPr>
+              <w:spacing w:after="0" w:line="240" w:lineRule="auto"/>
+              <w:rPr>
+                <w:color w:val="000000"/>
+                <w:sz w:val="24"/>
+                <w:szCs w:val="24"/>
+                <w:lang w:eastAsia="en-US"/>
+              </w:rPr>
+            </w:pPr>
+            <w:r>
+              <w:rPr>
+                <w:color w:val="000000"/>
+                <w:sz w:val="24"/>
+                <w:szCs w:val="24"/>
+                <w:lang w:eastAsia="en-US"/>
+              </w:rPr>
+              <w:t>Requires evidence from the Einstein and Stilwell articles to be retrieved and combined.</w:t>
+            </w:r>
+          </w:p>
+        </w:tc>
+        <w:tc>
+          <w:tcPr>
+            <w:tcW w:w="1960" w:type="dxa"/>
+            <w:vAlign w:val="center"/>
+            <w:hideMark/>
+          </w:tcPr>
+          <w:p>
+            <w:pPr>
+              <w:spacing w:after="0" w:line="240" w:lineRule="auto"/>
+              <w:rPr>
+                <w:color w:val="000000"/>
+                <w:sz w:val="24"/>
+                <w:szCs w:val="24"/>
+                <w:lang w:eastAsia="en-US"/>
+              </w:rPr>
+            </w:pPr>
+            <w:r>
+              <w:rPr>
+                <w:color w:val="000000"/>
+                <w:sz w:val="24"/>
+                <w:szCs w:val="24"/>
+                <w:lang w:eastAsia="en-US"/>
+              </w:rPr>
+              <w:t xml:space="preserve">Failed: All, Graph, Semantic; </w:t>
+            </w:r>
+            <w:r>
+              <w:rPr>
+                <w:color w:val="000000"/>
+                <w:sz w:val="24"/>
+                <w:szCs w:val="24"/>
+                <w:lang w:eastAsia="en-US"/>
+              </w:rPr>
+              <w:br/>
+            </w:r>
+          </w:p>
+          <w:p>
+            <w:pPr>
+              <w:spacing w:after="0" w:line="240" w:lineRule="auto"/>
+              <w:rPr>
+                <w:color w:val="000000"/>
+                <w:sz w:val="24"/>
+                <w:szCs w:val="24"/>
+                <w:lang w:eastAsia="en-US"/>
+              </w:rPr>
+            </w:pPr>
+            <w:r>
+              <w:rPr>
+                <w:color w:val="000000"/>
+                <w:sz w:val="24"/>
+                <w:szCs w:val="24"/>
+                <w:lang w:eastAsia="en-US"/>
+              </w:rPr>
+              <w:t>P</w:t>
+            </w:r>
+            <w:r>
+              <w:rPr>
+                <w:color w:val="000000"/>
+                <w:sz w:val="24"/>
+                <w:szCs w:val="24"/>
+                <w:lang w:eastAsia="en-US"/>
+              </w:rPr>
+              <w:t>assed: Hybrid, Lexical</w:t>
+            </w:r>
+          </w:p>
+        </w:tc>
+      </w:tr>
+      <w:tr>
+        <w:trPr>
+          <w:trHeight w:val="1350"/>
+          <w:jc w:val="center"/>
+        </w:trPr>
+        <w:tc>
+          <w:tcPr>
+            <w:tcW w:w="4590" w:type="dxa"/>
+            <w:vAlign w:val="center"/>
+            <w:hideMark/>
+          </w:tcPr>
+          <w:p>
+            <w:pPr>
+              <w:spacing w:after="0" w:line="240" w:lineRule="auto"/>
+              <w:rPr>
+                <w:color w:val="000000"/>
+                <w:sz w:val="24"/>
+                <w:szCs w:val="24"/>
+                <w:lang w:eastAsia="en-US"/>
+              </w:rPr>
+            </w:pPr>
+            <w:r>
+              <w:rPr>
+                <w:color w:val="000000"/>
+                <w:sz w:val="24"/>
+                <w:szCs w:val="24"/>
+                <w:lang w:eastAsia="en-US"/>
+              </w:rPr>
+              <w:t xml:space="preserve">[Paraphrased] </w:t>
+            </w:r>
+            <w:r>
+              <w:rPr>
+                <w:color w:val="000000"/>
+                <w:sz w:val="24"/>
+                <w:szCs w:val="24"/>
+                <w:lang w:eastAsia="en-US"/>
+              </w:rPr>
+              <w:t>Using the relevant Wikipedia articles, compare what Albert Einstein and Joseph Warren Stilwell were known for, and what major historical context shaped their work.</w:t>
+            </w:r>
+          </w:p>
+        </w:tc>
+        <w:tc>
+          <w:tcPr>
+            <w:tcW w:w="3190" w:type="dxa"/>
+            <w:vAlign w:val="center"/>
+            <w:hideMark/>
+          </w:tcPr>
+          <w:p>
+            <w:pPr>
+              <w:spacing w:after="0" w:line="240" w:lineRule="auto"/>
+              <w:rPr>
+                <w:color w:val="000000"/>
+                <w:sz w:val="24"/>
+                <w:szCs w:val="24"/>
+                <w:lang w:eastAsia="en-US"/>
+              </w:rPr>
+            </w:pPr>
+            <w:r>
+              <w:rPr>
+                <w:color w:val="000000"/>
+                <w:sz w:val="24"/>
+                <w:szCs w:val="24"/>
+                <w:lang w:eastAsia="en-US"/>
+              </w:rPr>
+              <w:t>Same cross-document evidence requirement expressed differently.</w:t>
+            </w:r>
+          </w:p>
+        </w:tc>
+        <w:tc>
+          <w:tcPr>
+            <w:tcW w:w="1960" w:type="dxa"/>
+            <w:vAlign w:val="center"/>
+            <w:hideMark/>
+          </w:tcPr>
+          <w:p>
+            <w:pPr>
+              <w:spacing w:after="0" w:line="240" w:lineRule="auto"/>
+              <w:rPr>
+                <w:color w:val="000000"/>
+                <w:sz w:val="24"/>
+                <w:szCs w:val="24"/>
+                <w:lang w:eastAsia="en-US"/>
+              </w:rPr>
+            </w:pPr>
+            <w:r>
+              <w:rPr>
+                <w:color w:val="000000"/>
+                <w:sz w:val="24"/>
+                <w:szCs w:val="24"/>
+                <w:lang w:eastAsia="en-US"/>
+              </w:rPr>
+              <w:t>Failed across All, Graph, Hybrid, Semantic, and Lexical</w:t>
+            </w:r>
+          </w:p>
+        </w:tc>
+      </w:tr>
+      <w:tr>
+        <w:trPr>
+          <w:trHeight w:val="860"/>
+          <w:jc w:val="center"/>
+        </w:trPr>
+        <w:tc>
+          <w:tcPr>
+            <w:tcW w:w="4590" w:type="dxa"/>
+            <w:vAlign w:val="center"/>
+            <w:hideMark/>
+          </w:tcPr>
+          <w:p>
+            <w:pPr>
+              <w:spacing w:after="0" w:line="240" w:lineRule="auto"/>
+              <w:rPr>
+                <w:color w:val="000000"/>
+                <w:sz w:val="24"/>
+                <w:szCs w:val="24"/>
+                <w:lang w:eastAsia="en-US"/>
+              </w:rPr>
+            </w:pPr>
+            <w:r>
+              <w:rPr>
+                <w:color w:val="000000"/>
+                <w:sz w:val="24"/>
+                <w:szCs w:val="24"/>
+                <w:lang w:eastAsia="en-US"/>
+              </w:rPr>
+              <w:t xml:space="preserve">[Paraphrased] </w:t>
+            </w:r>
+            <w:r>
+              <w:rPr>
+                <w:color w:val="000000"/>
+                <w:sz w:val="24"/>
+                <w:szCs w:val="24"/>
+                <w:lang w:eastAsia="en-US"/>
+              </w:rPr>
+              <w:t>How did Einstein's and Stilwell's main contributions differ, and what historical settings shaped them? Cite...</w:t>
+            </w:r>
+          </w:p>
+        </w:tc>
+        <w:tc>
+          <w:tcPr>
+            <w:tcW w:w="3190" w:type="dxa"/>
+            <w:vAlign w:val="center"/>
+            <w:hideMark/>
+          </w:tcPr>
+          <w:p>
+            <w:pPr>
+              <w:spacing w:after="0" w:line="240" w:lineRule="auto"/>
+              <w:rPr>
+                <w:color w:val="000000"/>
+                <w:sz w:val="24"/>
+                <w:szCs w:val="24"/>
+                <w:lang w:eastAsia="en-US"/>
+              </w:rPr>
+            </w:pPr>
+            <w:r>
+              <w:rPr>
+                <w:color w:val="000000"/>
+                <w:sz w:val="24"/>
+                <w:szCs w:val="24"/>
+                <w:lang w:eastAsia="en-US"/>
+              </w:rPr>
+              <w:t>Requires retrieving information about both people and connecting their contributions to historical context.</w:t>
+            </w:r>
+          </w:p>
+        </w:tc>
+        <w:tc>
+          <w:tcPr>
+            <w:tcW w:w="1960" w:type="dxa"/>
+            <w:vAlign w:val="center"/>
+            <w:hideMark/>
+          </w:tcPr>
+          <w:p>
+            <w:pPr>
+              <w:spacing w:after="0" w:line="240" w:lineRule="auto"/>
+              <w:rPr>
+                <w:color w:val="000000"/>
+                <w:sz w:val="24"/>
+                <w:szCs w:val="24"/>
+                <w:lang w:eastAsia="en-US"/>
+              </w:rPr>
+            </w:pPr>
+            <w:r>
+              <w:rPr>
+                <w:color w:val="000000"/>
+                <w:sz w:val="24"/>
+                <w:szCs w:val="24"/>
+                <w:lang w:eastAsia="en-US"/>
+              </w:rPr>
+              <w:t>Failed: All, Graph, Hybrid, Lexical; passed: Semantic</w:t>
+            </w:r>
+          </w:p>
+        </w:tc>
+      </w:tr>
+    </w:tbl>
+    <w:p/>
+    <w:p/>
+    <w:p/>
+    <w:p/>
+    <w:p/>
+    <w:p/>
+    <w:p/>
+    <w:tbl>
+      <w:tblPr>
+        <w:tblW w:w="10080" w:type="dxa"/>
+        <w:jc w:val="center"/>
+        <w:tblLayout w:type="fixed"/>
+        <w:tblLook w:val="0400" w:firstRow="0" w:lastRow="0" w:firstColumn="0" w:lastColumn="0" w:noHBand="0" w:noVBand="1"/>
+      </w:tblPr>
+      <w:tblGrid>
+        <w:gridCol w:w="10080"/>
+      </w:tblGrid>
+      <w:tr>
+        <w:trPr>
+          <w:jc w:val="center"/>
+        </w:trPr>
+        <w:tc>
+          <w:tcPr>
+            <w:tcW w:w="10080" w:type="dxa"/>
+            <w:tcBorders>
+              <w:top w:val="single" w:sz="6" w:space="0" w:color="BFBFBF"/>
+              <w:left w:val="single" w:sz="6" w:space="0" w:color="BFBFBF"/>
+              <w:bottom w:val="single" w:sz="6" w:space="0" w:color="BFBFBF"/>
+              <w:right w:val="single" w:sz="6" w:space="0" w:color="BFBFBF"/>
+            </w:tcBorders>
+            <w:shd w:val="clear" w:color="auto" w:fill="F2F2F2"/>
+          </w:tcPr>
+          <w:p>
+            <w:pPr>
+              <w:rPr>
+                <w:sz w:val="24"/>
+                <w:szCs w:val="24"/>
+              </w:rPr>
+            </w:pPr>
+            <w:r>
+              <w:rPr>
+                <w:b/>
+                <w:bCs/>
+                <w:sz w:val="24"/>
+                <w:szCs w:val="24"/>
+              </w:rPr>
+              <w:t>Example 2: Query, retrieved information, and result</w:t>
+            </w:r>
+          </w:p>
+        </w:tc>
+      </w:tr>
+      <w:tr>
+        <w:trPr>
+          <w:jc w:val="center"/>
+        </w:trPr>
+        <w:tc>
+          <w:tcPr>
+            <w:tcW w:w="10080" w:type="dxa"/>
+            <w:tcBorders>
+              <w:top w:val="single" w:sz="6" w:space="0" w:color="BFBFBF"/>
+              <w:left w:val="single" w:sz="6" w:space="0" w:color="BFBFBF"/>
+              <w:bottom w:val="single" w:sz="6" w:space="0" w:color="BFBFBF"/>
+              <w:right w:val="single" w:sz="6" w:space="0" w:color="BFBFBF"/>
+            </w:tcBorders>
+          </w:tcPr>
+          <w:p>
+            <w:pPr>
+              <w:rPr>
+                <w:sz w:val="24"/>
+                <w:szCs w:val="24"/>
+              </w:rPr>
+            </w:pPr>
+            <w:r>
+              <w:rPr>
+                <w:sz w:val="24"/>
+                <w:szCs w:val="24"/>
+              </w:rPr>
+              <w:t xml:space="preserve">The exact-quotation test asked for the opening sentence of the Wikipedia article titled '13 (2010 film)' </w:t>
+            </w:r>
+            <w:r>
+              <w:rPr>
+                <w:sz w:val="24"/>
+                <w:szCs w:val="24"/>
+                <w:u w:val="single"/>
+              </w:rPr>
+              <w:t>exactly as written</w:t>
+            </w:r>
+            <w:r>
+              <w:rPr>
+                <w:sz w:val="24"/>
+                <w:szCs w:val="24"/>
+              </w:rPr>
+              <w:t xml:space="preserve">. Quotation fidelity scored 0/15 across the complete 4.1 evaluation. The log indicates that the requested film article </w:t>
+            </w:r>
+            <w:r>
+              <w:rPr>
+                <w:sz w:val="24"/>
+                <w:szCs w:val="24"/>
+                <w:u w:val="single"/>
+              </w:rPr>
+              <w:t>was unavailable to retrieval</w:t>
+            </w:r>
+            <w:r>
+              <w:rPr>
+                <w:sz w:val="24"/>
+                <w:szCs w:val="24"/>
+              </w:rPr>
+              <w:t xml:space="preserve">, so this result should be interpreted primarily as a corpus/retrieval-coverage limitation rather than proof that the answer model </w:t>
+            </w:r>
+            <w:r>
+              <w:rPr>
+                <w:sz w:val="24"/>
+                <w:szCs w:val="24"/>
+                <w:u w:val="single"/>
+              </w:rPr>
+              <w:t>cannot reproduce quotations</w:t>
+            </w:r>
+            <w:r>
+              <w:rPr>
+                <w:sz w:val="24"/>
+                <w:szCs w:val="24"/>
+              </w:rPr>
+              <w:t>. It is still an important limitation because the system cannot provide grounded quotations when the required source is not retrievable.</w:t>
+            </w:r>
+          </w:p>
+        </w:tc>
+      </w:tr>
+    </w:tbl>
+    <w:p/>
+    <w:tbl>
+      <w:tblPr>
+        <w:tblW w:w="9740" w:type="dxa"/>
+        <w:jc w:val="center"/>
+        <w:tblBorders>
+          <w:top w:val="single" w:sz="4" w:space="0" w:color="auto"/>
+          <w:left w:val="single" w:sz="4" w:space="0" w:color="auto"/>
+          <w:bottom w:val="single" w:sz="4" w:space="0" w:color="auto"/>
+          <w:right w:val="single" w:sz="4" w:space="0" w:color="auto"/>
+          <w:insideH w:val="single" w:sz="4" w:space="0" w:color="auto"/>
+          <w:insideV w:val="single" w:sz="4" w:space="0" w:color="auto"/>
+        </w:tblBorders>
+        <w:tblLook w:val="04A0" w:firstRow="1" w:lastRow="0" w:firstColumn="1" w:lastColumn="0" w:noHBand="0" w:noVBand="1"/>
+      </w:tblPr>
+      <w:tblGrid>
+        <w:gridCol w:w="2695"/>
+        <w:gridCol w:w="5085"/>
+        <w:gridCol w:w="1960"/>
+      </w:tblGrid>
+      <w:tr>
+        <w:trPr>
+          <w:trHeight w:val="287"/>
+          <w:jc w:val="center"/>
+        </w:trPr>
+        <w:tc>
+          <w:tcPr>
+            <w:tcW w:w="2695" w:type="dxa"/>
+            <w:hideMark/>
+          </w:tcPr>
+          <w:p>
+            <w:pPr>
+              <w:spacing w:after="0" w:line="240" w:lineRule="auto"/>
+              <w:jc w:val="center"/>
+              <w:rPr>
+                <w:b/>
+                <w:bCs/>
+                <w:color w:val="000000"/>
+                <w:sz w:val="24"/>
+                <w:szCs w:val="24"/>
+                <w:lang w:eastAsia="en-US"/>
+              </w:rPr>
+            </w:pPr>
+            <w:r>
+              <w:rPr>
+                <w:b/>
+                <w:bCs/>
+                <w:sz w:val="24"/>
+                <w:szCs w:val="24"/>
+              </w:rPr>
+              <w:t>Query</w:t>
+            </w:r>
+          </w:p>
+        </w:tc>
+        <w:tc>
+          <w:tcPr>
+            <w:tcW w:w="5085" w:type="dxa"/>
+            <w:hideMark/>
+          </w:tcPr>
+          <w:p>
+            <w:pPr>
+              <w:spacing w:after="0" w:line="240" w:lineRule="auto"/>
+              <w:jc w:val="center"/>
+              <w:rPr>
+                <w:b/>
+                <w:bCs/>
+                <w:color w:val="000000"/>
+                <w:sz w:val="24"/>
+                <w:szCs w:val="24"/>
+                <w:lang w:eastAsia="en-US"/>
+              </w:rPr>
+            </w:pPr>
+            <w:r>
+              <w:rPr>
+                <w:b/>
+                <w:bCs/>
+                <w:sz w:val="24"/>
+                <w:szCs w:val="24"/>
+              </w:rPr>
+              <w:t>Retrieved information</w:t>
+            </w:r>
+          </w:p>
+        </w:tc>
+        <w:tc>
+          <w:tcPr>
+            <w:tcW w:w="1960" w:type="dxa"/>
+            <w:hideMark/>
+          </w:tcPr>
+          <w:p>
+            <w:pPr>
+              <w:spacing w:after="0" w:line="240" w:lineRule="auto"/>
+              <w:jc w:val="center"/>
+              <w:rPr>
+                <w:b/>
+                <w:bCs/>
+                <w:color w:val="000000"/>
+                <w:sz w:val="24"/>
+                <w:szCs w:val="24"/>
+                <w:lang w:eastAsia="en-US"/>
+              </w:rPr>
+            </w:pPr>
+            <w:r>
+              <w:rPr>
+                <w:b/>
+                <w:bCs/>
+                <w:sz w:val="24"/>
+                <w:szCs w:val="24"/>
+              </w:rPr>
+              <w:t>Result</w:t>
+            </w:r>
+          </w:p>
+        </w:tc>
+      </w:tr>
+      <w:tr>
+        <w:trPr>
+          <w:trHeight w:val="1665"/>
+          <w:jc w:val="center"/>
+        </w:trPr>
+        <w:tc>
+          <w:tcPr>
+            <w:tcW w:w="2695" w:type="dxa"/>
+            <w:hideMark/>
+          </w:tcPr>
+          <w:p>
+            <w:pPr>
+              <w:spacing w:after="0" w:line="240" w:lineRule="auto"/>
+              <w:rPr>
+                <w:color w:val="000000"/>
+                <w:sz w:val="24"/>
+                <w:szCs w:val="24"/>
+                <w:lang w:eastAsia="en-US"/>
+              </w:rPr>
+            </w:pPr>
+            <w:r>
+              <w:rPr>
+                <w:sz w:val="24"/>
+                <w:szCs w:val="24"/>
+              </w:rPr>
+              <w:t>[</w:t>
+            </w:r>
+            <w:r>
+              <w:rPr>
+                <w:sz w:val="24"/>
+                <w:szCs w:val="24"/>
+              </w:rPr>
+              <w:t>Original</w:t>
+            </w:r>
+            <w:r>
+              <w:rPr>
+                <w:sz w:val="24"/>
+                <w:szCs w:val="24"/>
+              </w:rPr>
+              <w:t>]</w:t>
+            </w:r>
+            <w:r>
+              <w:rPr>
+                <w:sz w:val="24"/>
+                <w:szCs w:val="24"/>
+              </w:rPr>
+              <w:t xml:space="preserve"> “Quote the opening sentence of the Wikipedia article titled ‘13 (2010 film)’ exactly as written.”</w:t>
+            </w:r>
+          </w:p>
+        </w:tc>
+        <w:tc>
+          <w:tcPr>
+            <w:tcW w:w="5085" w:type="dxa"/>
+            <w:hideMark/>
+          </w:tcPr>
+          <w:p>
+            <w:pPr>
+              <w:spacing w:after="0" w:line="240" w:lineRule="auto"/>
+              <w:rPr>
+                <w:color w:val="000000"/>
+                <w:sz w:val="24"/>
+                <w:szCs w:val="24"/>
+                <w:lang w:eastAsia="en-US"/>
+              </w:rPr>
+            </w:pPr>
+            <w:r>
+              <w:rPr>
+                <w:sz w:val="24"/>
+                <w:szCs w:val="24"/>
+              </w:rPr>
+              <w:t>The log records the quotation test as a failure across the retrieval configurations. It does not provide the actual retrieved passage.</w:t>
+            </w:r>
+          </w:p>
+        </w:tc>
+        <w:tc>
+          <w:tcPr>
+            <w:tcW w:w="1960" w:type="dxa"/>
+            <w:hideMark/>
+          </w:tcPr>
+          <w:p>
+            <w:pPr>
+              <w:spacing w:after="0" w:line="240" w:lineRule="auto"/>
+              <w:rPr>
+                <w:sz w:val="24"/>
+                <w:szCs w:val="24"/>
+              </w:rPr>
+            </w:pPr>
+            <w:r>
+              <w:rPr>
+                <w:sz w:val="24"/>
+                <w:szCs w:val="24"/>
+              </w:rPr>
+              <w:t xml:space="preserve">Failed across all configurations. </w:t>
+            </w:r>
+          </w:p>
+          <w:p>
+            <w:pPr>
+              <w:spacing w:after="0" w:line="240" w:lineRule="auto"/>
+              <w:rPr>
+                <w:sz w:val="24"/>
+                <w:szCs w:val="24"/>
+              </w:rPr>
+            </w:pPr>
+          </w:p>
+          <w:p>
+            <w:pPr>
+              <w:spacing w:after="0" w:line="240" w:lineRule="auto"/>
+              <w:rPr>
+                <w:color w:val="000000"/>
+                <w:sz w:val="24"/>
+                <w:szCs w:val="24"/>
+                <w:lang w:eastAsia="en-US"/>
+              </w:rPr>
+            </w:pPr>
+            <w:r>
+              <w:rPr>
+                <w:sz w:val="24"/>
+                <w:szCs w:val="24"/>
+              </w:rPr>
+              <w:t>Quotation fidelity: 0/15 (0%).</w:t>
+            </w:r>
+          </w:p>
+        </w:tc>
+      </w:tr>
+      <w:tr>
+        <w:trPr>
+          <w:trHeight w:val="1350"/>
+          <w:jc w:val="center"/>
+        </w:trPr>
+        <w:tc>
+          <w:tcPr>
+            <w:tcW w:w="2695" w:type="dxa"/>
+            <w:hideMark/>
+          </w:tcPr>
+          <w:p>
+            <w:pPr>
+              <w:spacing w:after="0" w:line="240" w:lineRule="auto"/>
+              <w:rPr>
+                <w:color w:val="000000"/>
+                <w:sz w:val="24"/>
+                <w:szCs w:val="24"/>
+                <w:lang w:eastAsia="en-US"/>
+              </w:rPr>
+            </w:pPr>
+            <w:r>
+              <w:rPr>
+                <w:sz w:val="24"/>
+                <w:szCs w:val="24"/>
+              </w:rPr>
+              <w:t>[</w:t>
+            </w:r>
+            <w:r>
+              <w:rPr>
+                <w:sz w:val="24"/>
+                <w:szCs w:val="24"/>
+              </w:rPr>
+              <w:t>Paraphrase 1</w:t>
+            </w:r>
+            <w:r>
+              <w:rPr>
+                <w:sz w:val="24"/>
+                <w:szCs w:val="24"/>
+              </w:rPr>
+              <w:t>]</w:t>
+            </w:r>
+            <w:r>
+              <w:rPr>
+                <w:sz w:val="24"/>
+                <w:szCs w:val="24"/>
+              </w:rPr>
+              <w:t xml:space="preserve"> Request to provide the opening sentence of the “13 (2010 film)” Wikipedia article exactly as written.</w:t>
+            </w:r>
+          </w:p>
+        </w:tc>
+        <w:tc>
+          <w:tcPr>
+            <w:tcW w:w="5085" w:type="dxa"/>
+            <w:hideMark/>
+          </w:tcPr>
+          <w:p>
+            <w:pPr>
+              <w:spacing w:after="0" w:line="240" w:lineRule="auto"/>
+              <w:rPr>
+                <w:color w:val="000000"/>
+                <w:sz w:val="24"/>
+                <w:szCs w:val="24"/>
+                <w:lang w:eastAsia="en-US"/>
+              </w:rPr>
+            </w:pPr>
+            <w:r>
+              <w:rPr>
+                <w:sz w:val="24"/>
+                <w:szCs w:val="24"/>
+              </w:rPr>
+              <w:t>The same source text is required, but the question is worded differently.</w:t>
+            </w:r>
+          </w:p>
+        </w:tc>
+        <w:tc>
+          <w:tcPr>
+            <w:tcW w:w="1960" w:type="dxa"/>
+            <w:hideMark/>
+          </w:tcPr>
+          <w:p>
+            <w:pPr>
+              <w:spacing w:after="0" w:line="240" w:lineRule="auto"/>
+              <w:rPr>
+                <w:sz w:val="24"/>
+                <w:szCs w:val="24"/>
+              </w:rPr>
+            </w:pPr>
+            <w:r>
+              <w:rPr>
+                <w:sz w:val="24"/>
+                <w:szCs w:val="24"/>
+              </w:rPr>
+              <w:t xml:space="preserve">Failed across all configurations. </w:t>
+            </w:r>
+          </w:p>
+          <w:p>
+            <w:pPr>
+              <w:spacing w:after="0" w:line="240" w:lineRule="auto"/>
+              <w:rPr>
+                <w:sz w:val="24"/>
+                <w:szCs w:val="24"/>
+              </w:rPr>
+            </w:pPr>
+          </w:p>
+          <w:p>
+            <w:pPr>
+              <w:spacing w:after="0" w:line="240" w:lineRule="auto"/>
+              <w:rPr>
+                <w:color w:val="000000"/>
+                <w:sz w:val="24"/>
+                <w:szCs w:val="24"/>
+                <w:lang w:eastAsia="en-US"/>
+              </w:rPr>
+            </w:pPr>
+            <w:r>
+              <w:rPr>
+                <w:sz w:val="24"/>
+                <w:szCs w:val="24"/>
+              </w:rPr>
+              <w:t>Quotation fidelity: 0/2 (0%) for the paraphrased quotation tests.</w:t>
+            </w:r>
+          </w:p>
+        </w:tc>
+      </w:tr>
+      <w:tr>
+        <w:trPr>
+          <w:trHeight w:val="860"/>
+          <w:jc w:val="center"/>
+        </w:trPr>
+        <w:tc>
+          <w:tcPr>
+            <w:tcW w:w="2695" w:type="dxa"/>
+            <w:hideMark/>
+          </w:tcPr>
+          <w:p>
+            <w:pPr>
+              <w:spacing w:after="0" w:line="240" w:lineRule="auto"/>
+              <w:rPr>
+                <w:color w:val="000000"/>
+                <w:sz w:val="24"/>
+                <w:szCs w:val="24"/>
+                <w:lang w:eastAsia="en-US"/>
+              </w:rPr>
+            </w:pPr>
+            <w:r>
+              <w:rPr>
+                <w:sz w:val="24"/>
+                <w:szCs w:val="24"/>
+              </w:rPr>
+              <w:t>[</w:t>
+            </w:r>
+            <w:r>
+              <w:rPr>
+                <w:sz w:val="24"/>
+                <w:szCs w:val="24"/>
+              </w:rPr>
+              <w:t>Paraphrase 2</w:t>
+            </w:r>
+            <w:r>
+              <w:rPr>
+                <w:sz w:val="24"/>
+                <w:szCs w:val="24"/>
+              </w:rPr>
+              <w:t>]</w:t>
+            </w:r>
+            <w:r>
+              <w:rPr>
+                <w:sz w:val="24"/>
+                <w:szCs w:val="24"/>
+              </w:rPr>
+              <w:t xml:space="preserve"> A differently worded request for the exact opening sentence of the “13 (2010 film)” article.</w:t>
+            </w:r>
+          </w:p>
+        </w:tc>
+        <w:tc>
+          <w:tcPr>
+            <w:tcW w:w="5085" w:type="dxa"/>
+            <w:hideMark/>
+          </w:tcPr>
+          <w:p>
+            <w:pPr>
+              <w:spacing w:after="0" w:line="240" w:lineRule="auto"/>
+              <w:rPr>
+                <w:color w:val="000000"/>
+                <w:sz w:val="24"/>
+                <w:szCs w:val="24"/>
+                <w:lang w:eastAsia="en-US"/>
+              </w:rPr>
+            </w:pPr>
+            <w:r>
+              <w:rPr>
+                <w:sz w:val="24"/>
+                <w:szCs w:val="24"/>
+              </w:rPr>
+              <w:t>The system again needs to retrieve the exact source text rather than generate a paraphrase.</w:t>
+            </w:r>
+          </w:p>
+        </w:tc>
+        <w:tc>
+          <w:tcPr>
+            <w:tcW w:w="1960" w:type="dxa"/>
+            <w:hideMark/>
+          </w:tcPr>
+          <w:p>
+            <w:pPr>
+              <w:spacing w:after="0" w:line="240" w:lineRule="auto"/>
+              <w:rPr>
+                <w:sz w:val="24"/>
+                <w:szCs w:val="24"/>
+              </w:rPr>
+            </w:pPr>
+            <w:r>
+              <w:rPr>
+                <w:sz w:val="24"/>
+                <w:szCs w:val="24"/>
+              </w:rPr>
+              <w:t xml:space="preserve">Failed across all configurations. Quotation </w:t>
+            </w:r>
+          </w:p>
+          <w:p>
+            <w:pPr>
+              <w:spacing w:after="0" w:line="240" w:lineRule="auto"/>
+              <w:rPr>
+                <w:sz w:val="24"/>
+                <w:szCs w:val="24"/>
+              </w:rPr>
+            </w:pPr>
+          </w:p>
+          <w:p>
+            <w:pPr>
+              <w:spacing w:after="0" w:line="240" w:lineRule="auto"/>
+              <w:rPr>
+                <w:color w:val="000000"/>
+                <w:sz w:val="24"/>
+                <w:szCs w:val="24"/>
+                <w:lang w:eastAsia="en-US"/>
+              </w:rPr>
+            </w:pPr>
+            <w:r>
+              <w:rPr>
+                <w:sz w:val="24"/>
+                <w:szCs w:val="24"/>
+              </w:rPr>
+              <w:t>fidelity: 0/2 (0%) for the paraphrased quotation tests.</w:t>
+            </w:r>
+          </w:p>
+        </w:tc>
+      </w:tr>
+    </w:tbl>
+    <w:p/>
+    <w:p/>
+    <w:p/>
+    <w:p/>
+    <w:tbl>
+      <w:tblPr>
+        <w:tblW w:w="10080" w:type="dxa"/>
+        <w:jc w:val="center"/>
+        <w:tblLayout w:type="fixed"/>
+        <w:tblLook w:val="0400" w:firstRow="0" w:lastRow="0" w:firstColumn="0" w:lastColumn="0" w:noHBand="0" w:noVBand="1"/>
+      </w:tblPr>
+      <w:tblGrid>
+        <w:gridCol w:w="10080"/>
+      </w:tblGrid>
+      <w:tr>
+        <w:trPr>
+          <w:jc w:val="center"/>
+        </w:trPr>
+        <w:tc>
+          <w:tcPr>
+            <w:tcW w:w="10080" w:type="dxa"/>
+            <w:tcBorders>
+              <w:top w:val="single" w:sz="6" w:space="0" w:color="BFBFBF"/>
+              <w:left w:val="single" w:sz="6" w:space="0" w:color="BFBFBF"/>
+              <w:bottom w:val="single" w:sz="6" w:space="0" w:color="BFBFBF"/>
+              <w:right w:val="single" w:sz="6" w:space="0" w:color="BFBFBF"/>
+            </w:tcBorders>
+            <w:shd w:val="clear" w:color="auto" w:fill="F2F2F2"/>
+          </w:tcPr>
+          <w:p>
+            <w:pPr>
+              <w:rPr>
+                <w:sz w:val="24"/>
+                <w:szCs w:val="24"/>
+              </w:rPr>
+            </w:pPr>
+            <w:r>
+              <w:rPr>
+                <w:b/>
+                <w:bCs/>
+                <w:sz w:val="24"/>
+                <w:szCs w:val="24"/>
+              </w:rPr>
+              <w:t>Example 3 (optional)</w:t>
+            </w:r>
+          </w:p>
+        </w:tc>
+      </w:tr>
+      <w:tr>
+        <w:trPr>
+          <w:jc w:val="center"/>
+        </w:trPr>
+        <w:tc>
+          <w:tcPr>
+            <w:tcW w:w="10080" w:type="dxa"/>
+            <w:tcBorders>
+              <w:top w:val="single" w:sz="6" w:space="0" w:color="BFBFBF"/>
+              <w:left w:val="single" w:sz="6" w:space="0" w:color="BFBFBF"/>
+              <w:bottom w:val="single" w:sz="6" w:space="0" w:color="BFBFBF"/>
+              <w:right w:val="single" w:sz="6" w:space="0" w:color="BFBFBF"/>
+            </w:tcBorders>
+          </w:tcPr>
           <w:p>
             <w:pPr>
               <w:spacing w:after="120"/>
@@ -2441,6 +4715,886 @@
                 <w:szCs w:val="24"/>
               </w:rPr>
             </w:pPr>
+            <w:r>
+              <w:rPr>
+                <w:sz w:val="24"/>
+                <w:szCs w:val="24"/>
+              </w:rPr>
+              <w:t>Checkpoint 4.1 added an out-of-corpus Mars population question to test whether the system would abstain when the requested information was not available in the corpus. The results were inconsistent across retrieval configurations: All and Graph passed 2/2 paraphrased abstention tests, Semantic and Hybrid passed 1/2, and Lexical passed 0/2. These results show that out-of-corpus refusal is still a weakness and that the evaluation needs a more appropriate abstention-specific method to distinguish a correct refusal from an incorrect answer.</w:t>
+            </w:r>
+          </w:p>
+          <w:p>
+            <w:pPr>
+              <w:spacing w:after="120"/>
+              <w:rPr>
+                <w:sz w:val="24"/>
+                <w:szCs w:val="24"/>
+              </w:rPr>
+            </w:pPr>
+          </w:p>
+        </w:tc>
+      </w:tr>
+    </w:tbl>
+    <w:tbl>
+      <w:tblPr>
+        <w:tblpPr w:leftFromText="180" w:rightFromText="180" w:vertAnchor="text" w:horzAnchor="margin" w:tblpXSpec="center" w:tblpY="388"/>
+        <w:tblW w:w="9740" w:type="dxa"/>
+        <w:tblLook w:val="04A0" w:firstRow="1" w:lastRow="0" w:firstColumn="1" w:lastColumn="0" w:noHBand="0" w:noVBand="1"/>
+      </w:tblPr>
+      <w:tblGrid>
+        <w:gridCol w:w="2965"/>
+        <w:gridCol w:w="3600"/>
+        <w:gridCol w:w="3175"/>
+      </w:tblGrid>
+      <w:tr>
+        <w:trPr>
+          <w:trHeight w:val="287"/>
+        </w:trPr>
+        <w:tc>
+          <w:tcPr>
+            <w:tcW w:w="2965" w:type="dxa"/>
+            <w:tcBorders>
+              <w:top w:val="single" w:sz="4" w:space="0" w:color="auto"/>
+              <w:left w:val="single" w:sz="4" w:space="0" w:color="auto"/>
+              <w:bottom w:val="single" w:sz="4" w:space="0" w:color="auto"/>
+              <w:right w:val="single" w:sz="4" w:space="0" w:color="auto"/>
+            </w:tcBorders>
+            <w:vAlign w:val="center"/>
+            <w:hideMark/>
+          </w:tcPr>
+          <w:p>
+            <w:pPr>
+              <w:spacing w:after="0" w:line="240" w:lineRule="auto"/>
+              <w:jc w:val="center"/>
+              <w:rPr>
+                <w:b/>
+                <w:bCs/>
+                <w:color w:val="000000"/>
+                <w:sz w:val="24"/>
+                <w:szCs w:val="24"/>
+                <w:lang w:eastAsia="en-US"/>
+              </w:rPr>
+            </w:pPr>
+            <w:r>
+              <w:rPr>
+                <w:b/>
+                <w:bCs/>
+                <w:color w:val="000000"/>
+                <w:sz w:val="24"/>
+                <w:szCs w:val="24"/>
+                <w:lang w:eastAsia="en-US"/>
+              </w:rPr>
+              <w:t>Query</w:t>
+            </w:r>
+          </w:p>
+        </w:tc>
+        <w:tc>
+          <w:tcPr>
+            <w:tcW w:w="3600" w:type="dxa"/>
+            <w:tcBorders>
+              <w:top w:val="single" w:sz="4" w:space="0" w:color="auto"/>
+              <w:left w:val="nil"/>
+              <w:bottom w:val="single" w:sz="4" w:space="0" w:color="auto"/>
+              <w:right w:val="single" w:sz="4" w:space="0" w:color="auto"/>
+            </w:tcBorders>
+            <w:vAlign w:val="center"/>
+            <w:hideMark/>
+          </w:tcPr>
+          <w:p>
+            <w:pPr>
+              <w:spacing w:after="0" w:line="240" w:lineRule="auto"/>
+              <w:jc w:val="center"/>
+              <w:rPr>
+                <w:b/>
+                <w:bCs/>
+                <w:color w:val="000000"/>
+                <w:sz w:val="24"/>
+                <w:szCs w:val="24"/>
+                <w:lang w:eastAsia="en-US"/>
+              </w:rPr>
+            </w:pPr>
+            <w:r>
+              <w:rPr>
+                <w:b/>
+                <w:bCs/>
+                <w:color w:val="000000"/>
+                <w:sz w:val="24"/>
+                <w:szCs w:val="24"/>
+                <w:lang w:eastAsia="en-US"/>
+              </w:rPr>
+              <w:t>Retrieved information</w:t>
+            </w:r>
+          </w:p>
+        </w:tc>
+        <w:tc>
+          <w:tcPr>
+            <w:tcW w:w="3175" w:type="dxa"/>
+            <w:tcBorders>
+              <w:top w:val="single" w:sz="4" w:space="0" w:color="auto"/>
+              <w:left w:val="nil"/>
+              <w:bottom w:val="single" w:sz="4" w:space="0" w:color="auto"/>
+              <w:right w:val="single" w:sz="4" w:space="0" w:color="auto"/>
+            </w:tcBorders>
+            <w:vAlign w:val="center"/>
+            <w:hideMark/>
+          </w:tcPr>
+          <w:p>
+            <w:pPr>
+              <w:spacing w:after="0" w:line="240" w:lineRule="auto"/>
+              <w:jc w:val="center"/>
+              <w:rPr>
+                <w:b/>
+                <w:bCs/>
+                <w:color w:val="000000"/>
+                <w:sz w:val="24"/>
+                <w:szCs w:val="24"/>
+                <w:lang w:eastAsia="en-US"/>
+              </w:rPr>
+            </w:pPr>
+            <w:r>
+              <w:rPr>
+                <w:b/>
+                <w:bCs/>
+                <w:color w:val="000000"/>
+                <w:sz w:val="24"/>
+                <w:szCs w:val="24"/>
+                <w:lang w:eastAsia="en-US"/>
+              </w:rPr>
+              <w:t>Result</w:t>
+            </w:r>
+          </w:p>
+        </w:tc>
+      </w:tr>
+      <w:tr>
+        <w:trPr>
+          <w:trHeight w:val="1720"/>
+        </w:trPr>
+        <w:tc>
+          <w:tcPr>
+            <w:tcW w:w="2965" w:type="dxa"/>
+            <w:tcBorders>
+              <w:top w:val="nil"/>
+              <w:left w:val="single" w:sz="4" w:space="0" w:color="auto"/>
+              <w:bottom w:val="single" w:sz="4" w:space="0" w:color="auto"/>
+              <w:right w:val="single" w:sz="4" w:space="0" w:color="auto"/>
+            </w:tcBorders>
+            <w:vAlign w:val="center"/>
+            <w:hideMark/>
+          </w:tcPr>
+          <w:p>
+            <w:pPr>
+              <w:spacing w:after="0" w:line="240" w:lineRule="auto"/>
+              <w:rPr>
+                <w:b/>
+                <w:bCs/>
+                <w:color w:val="000000"/>
+                <w:sz w:val="24"/>
+                <w:szCs w:val="24"/>
+                <w:lang w:eastAsia="en-US"/>
+              </w:rPr>
+            </w:pPr>
+            <w:r>
+              <w:rPr>
+                <w:sz w:val="24"/>
+                <w:szCs w:val="24"/>
+              </w:rPr>
+              <w:t>[</w:t>
+            </w:r>
+            <w:r>
+              <w:rPr>
+                <w:sz w:val="24"/>
+                <w:szCs w:val="24"/>
+              </w:rPr>
+              <w:t>Original</w:t>
+            </w:r>
+            <w:r>
+              <w:rPr>
+                <w:sz w:val="24"/>
+                <w:szCs w:val="24"/>
+              </w:rPr>
+              <w:t>]</w:t>
+            </w:r>
+            <w:r>
+              <w:rPr>
+                <w:color w:val="000000"/>
+                <w:sz w:val="24"/>
+                <w:szCs w:val="24"/>
+                <w:lang w:eastAsia="en-US"/>
+              </w:rPr>
+              <w:t xml:space="preserve"> “What is the current population of Mars, according to the latest available information? If this fact is not available in the corpus, say so explicitly.”</w:t>
+            </w:r>
+          </w:p>
+        </w:tc>
+        <w:tc>
+          <w:tcPr>
+            <w:tcW w:w="3600" w:type="dxa"/>
+            <w:tcBorders>
+              <w:top w:val="nil"/>
+              <w:left w:val="nil"/>
+              <w:bottom w:val="single" w:sz="4" w:space="0" w:color="auto"/>
+              <w:right w:val="single" w:sz="4" w:space="0" w:color="auto"/>
+            </w:tcBorders>
+            <w:vAlign w:val="center"/>
+            <w:hideMark/>
+          </w:tcPr>
+          <w:p>
+            <w:pPr>
+              <w:spacing w:after="0" w:line="240" w:lineRule="auto"/>
+              <w:rPr>
+                <w:color w:val="000000"/>
+                <w:sz w:val="24"/>
+                <w:szCs w:val="24"/>
+                <w:lang w:eastAsia="en-US"/>
+              </w:rPr>
+            </w:pPr>
+            <w:r>
+              <w:rPr>
+                <w:color w:val="000000"/>
+                <w:sz w:val="24"/>
+                <w:szCs w:val="24"/>
+                <w:lang w:eastAsia="en-US"/>
+              </w:rPr>
+              <w:t xml:space="preserve">The log does not provide the actual retrieved passages. It records this as the out-of-corpus test </w:t>
+            </w:r>
+            <w:r>
+              <w:rPr>
+                <w:color w:val="000000"/>
+                <w:sz w:val="24"/>
+                <w:szCs w:val="24"/>
+                <w:u w:val="single"/>
+                <w:lang w:eastAsia="en-US"/>
+              </w:rPr>
+              <w:t>because the requested current Mars population is not expected to be available in the Wikipedia corpus</w:t>
+            </w:r>
+            <w:r>
+              <w:rPr>
+                <w:color w:val="000000"/>
+                <w:sz w:val="24"/>
+                <w:szCs w:val="24"/>
+                <w:lang w:eastAsia="en-US"/>
+              </w:rPr>
+              <w:t>.</w:t>
+            </w:r>
+          </w:p>
+        </w:tc>
+        <w:tc>
+          <w:tcPr>
+            <w:tcW w:w="3175" w:type="dxa"/>
+            <w:tcBorders>
+              <w:top w:val="nil"/>
+              <w:left w:val="nil"/>
+              <w:bottom w:val="single" w:sz="4" w:space="0" w:color="auto"/>
+              <w:right w:val="single" w:sz="4" w:space="0" w:color="auto"/>
+            </w:tcBorders>
+            <w:vAlign w:val="center"/>
+            <w:hideMark/>
+          </w:tcPr>
+          <w:p>
+            <w:pPr>
+              <w:spacing w:after="0" w:line="240" w:lineRule="auto"/>
+              <w:rPr>
+                <w:color w:val="000000"/>
+                <w:sz w:val="24"/>
+                <w:szCs w:val="24"/>
+                <w:lang w:eastAsia="en-US"/>
+              </w:rPr>
+            </w:pPr>
+            <w:r>
+              <w:rPr>
+                <w:color w:val="000000"/>
+                <w:sz w:val="24"/>
+                <w:szCs w:val="24"/>
+                <w:lang w:eastAsia="en-US"/>
+              </w:rPr>
+              <w:t>All: 1/1 (100</w:t>
+            </w:r>
+            <w:proofErr w:type="gramStart"/>
+            <w:r>
+              <w:rPr>
+                <w:color w:val="000000"/>
+                <w:sz w:val="24"/>
+                <w:szCs w:val="24"/>
+                <w:lang w:eastAsia="en-US"/>
+              </w:rPr>
+              <w:t>%) ·</w:t>
+            </w:r>
+            <w:proofErr w:type="gramEnd"/>
+            <w:r>
+              <w:rPr>
+                <w:color w:val="000000"/>
+                <w:sz w:val="24"/>
+                <w:szCs w:val="24"/>
+                <w:lang w:eastAsia="en-US"/>
+              </w:rPr>
+              <w:t xml:space="preserve"> Graph: 0/1 (0</w:t>
+            </w:r>
+            <w:proofErr w:type="gramStart"/>
+            <w:r>
+              <w:rPr>
+                <w:color w:val="000000"/>
+                <w:sz w:val="24"/>
+                <w:szCs w:val="24"/>
+                <w:lang w:eastAsia="en-US"/>
+              </w:rPr>
+              <w:t>%) ·</w:t>
+            </w:r>
+            <w:proofErr w:type="gramEnd"/>
+            <w:r>
+              <w:rPr>
+                <w:color w:val="000000"/>
+                <w:sz w:val="24"/>
+                <w:szCs w:val="24"/>
+                <w:lang w:eastAsia="en-US"/>
+              </w:rPr>
+              <w:t xml:space="preserve"> Hybrid: 0/1 (0</w:t>
+            </w:r>
+            <w:proofErr w:type="gramStart"/>
+            <w:r>
+              <w:rPr>
+                <w:color w:val="000000"/>
+                <w:sz w:val="24"/>
+                <w:szCs w:val="24"/>
+                <w:lang w:eastAsia="en-US"/>
+              </w:rPr>
+              <w:t>%) ·</w:t>
+            </w:r>
+            <w:proofErr w:type="gramEnd"/>
+            <w:r>
+              <w:rPr>
+                <w:color w:val="000000"/>
+                <w:sz w:val="24"/>
+                <w:szCs w:val="24"/>
+                <w:lang w:eastAsia="en-US"/>
+              </w:rPr>
+              <w:t xml:space="preserve"> Semantic: 1/1 (100</w:t>
+            </w:r>
+            <w:proofErr w:type="gramStart"/>
+            <w:r>
+              <w:rPr>
+                <w:color w:val="000000"/>
+                <w:sz w:val="24"/>
+                <w:szCs w:val="24"/>
+                <w:lang w:eastAsia="en-US"/>
+              </w:rPr>
+              <w:t>%) ·</w:t>
+            </w:r>
+            <w:proofErr w:type="gramEnd"/>
+            <w:r>
+              <w:rPr>
+                <w:color w:val="000000"/>
+                <w:sz w:val="24"/>
+                <w:szCs w:val="24"/>
+                <w:lang w:eastAsia="en-US"/>
+              </w:rPr>
+              <w:t xml:space="preserve"> Lexical: 0/1 (0%). </w:t>
+            </w:r>
+          </w:p>
+        </w:tc>
+      </w:tr>
+      <w:tr>
+        <w:trPr>
+          <w:trHeight w:val="2007"/>
+        </w:trPr>
+        <w:tc>
+          <w:tcPr>
+            <w:tcW w:w="2965" w:type="dxa"/>
+            <w:tcBorders>
+              <w:top w:val="nil"/>
+              <w:left w:val="single" w:sz="4" w:space="0" w:color="auto"/>
+              <w:bottom w:val="single" w:sz="4" w:space="0" w:color="auto"/>
+              <w:right w:val="single" w:sz="4" w:space="0" w:color="auto"/>
+            </w:tcBorders>
+            <w:vAlign w:val="center"/>
+            <w:hideMark/>
+          </w:tcPr>
+          <w:p>
+            <w:pPr>
+              <w:spacing w:after="0" w:line="240" w:lineRule="auto"/>
+              <w:rPr>
+                <w:b/>
+                <w:bCs/>
+                <w:color w:val="000000"/>
+                <w:sz w:val="24"/>
+                <w:szCs w:val="24"/>
+                <w:lang w:eastAsia="en-US"/>
+              </w:rPr>
+            </w:pPr>
+            <w:r>
+              <w:rPr>
+                <w:sz w:val="24"/>
+                <w:szCs w:val="24"/>
+              </w:rPr>
+              <w:t>[</w:t>
+            </w:r>
+            <w:r>
+              <w:rPr>
+                <w:sz w:val="24"/>
+                <w:szCs w:val="24"/>
+              </w:rPr>
+              <w:t>Paraphrase 1</w:t>
+            </w:r>
+            <w:r>
+              <w:rPr>
+                <w:sz w:val="24"/>
+                <w:szCs w:val="24"/>
+              </w:rPr>
+              <w:t>]</w:t>
+            </w:r>
+            <w:r>
+              <w:rPr>
+                <w:color w:val="000000"/>
+                <w:sz w:val="24"/>
+                <w:szCs w:val="24"/>
+                <w:lang w:eastAsia="en-US"/>
+              </w:rPr>
+              <w:t xml:space="preserve"> “How many people currently live on Mars? If the corpus does not contain this information, say so explicitly.”</w:t>
+            </w:r>
+          </w:p>
+        </w:tc>
+        <w:tc>
+          <w:tcPr>
+            <w:tcW w:w="3600" w:type="dxa"/>
+            <w:tcBorders>
+              <w:top w:val="nil"/>
+              <w:left w:val="nil"/>
+              <w:bottom w:val="single" w:sz="4" w:space="0" w:color="auto"/>
+              <w:right w:val="single" w:sz="4" w:space="0" w:color="auto"/>
+            </w:tcBorders>
+            <w:vAlign w:val="center"/>
+            <w:hideMark/>
+          </w:tcPr>
+          <w:p>
+            <w:pPr>
+              <w:spacing w:after="0" w:line="240" w:lineRule="auto"/>
+              <w:rPr>
+                <w:color w:val="000000"/>
+                <w:sz w:val="24"/>
+                <w:szCs w:val="24"/>
+                <w:lang w:eastAsia="en-US"/>
+              </w:rPr>
+            </w:pPr>
+            <w:r>
+              <w:rPr>
+                <w:color w:val="000000"/>
+                <w:sz w:val="24"/>
+                <w:szCs w:val="24"/>
+                <w:lang w:eastAsia="en-US"/>
+              </w:rPr>
+              <w:t>The log does not include the retrieved passages or generated answer.</w:t>
+            </w:r>
+          </w:p>
+        </w:tc>
+        <w:tc>
+          <w:tcPr>
+            <w:tcW w:w="3175" w:type="dxa"/>
+            <w:tcBorders>
+              <w:top w:val="nil"/>
+              <w:left w:val="nil"/>
+              <w:bottom w:val="single" w:sz="4" w:space="0" w:color="auto"/>
+              <w:right w:val="single" w:sz="4" w:space="0" w:color="auto"/>
+            </w:tcBorders>
+            <w:vAlign w:val="center"/>
+            <w:hideMark/>
+          </w:tcPr>
+          <w:p>
+            <w:pPr>
+              <w:spacing w:after="0" w:line="240" w:lineRule="auto"/>
+              <w:rPr>
+                <w:color w:val="000000"/>
+                <w:sz w:val="24"/>
+                <w:szCs w:val="24"/>
+                <w:lang w:eastAsia="en-US"/>
+              </w:rPr>
+            </w:pPr>
+            <w:r>
+              <w:rPr>
+                <w:color w:val="000000"/>
+                <w:sz w:val="24"/>
+                <w:szCs w:val="24"/>
+                <w:lang w:eastAsia="en-US"/>
+              </w:rPr>
+              <w:t xml:space="preserve">Tested as an out-of-corpus abstention question. Lexical failed; other configurations vary based on the two paraphrase results. </w:t>
+            </w:r>
+          </w:p>
+        </w:tc>
+      </w:tr>
+      <w:tr>
+        <w:trPr>
+          <w:trHeight w:val="2580"/>
+        </w:trPr>
+        <w:tc>
+          <w:tcPr>
+            <w:tcW w:w="2965" w:type="dxa"/>
+            <w:tcBorders>
+              <w:top w:val="nil"/>
+              <w:left w:val="single" w:sz="4" w:space="0" w:color="auto"/>
+              <w:bottom w:val="single" w:sz="4" w:space="0" w:color="auto"/>
+              <w:right w:val="single" w:sz="4" w:space="0" w:color="auto"/>
+            </w:tcBorders>
+            <w:vAlign w:val="center"/>
+            <w:hideMark/>
+          </w:tcPr>
+          <w:p>
+            <w:pPr>
+              <w:spacing w:after="0" w:line="240" w:lineRule="auto"/>
+              <w:rPr>
+                <w:b/>
+                <w:bCs/>
+                <w:color w:val="000000"/>
+                <w:sz w:val="24"/>
+                <w:szCs w:val="24"/>
+                <w:lang w:eastAsia="en-US"/>
+              </w:rPr>
+            </w:pPr>
+            <w:r>
+              <w:rPr>
+                <w:sz w:val="24"/>
+                <w:szCs w:val="24"/>
+              </w:rPr>
+              <w:t xml:space="preserve">[Paraphrase </w:t>
+            </w:r>
+            <w:r>
+              <w:rPr>
+                <w:sz w:val="24"/>
+                <w:szCs w:val="24"/>
+              </w:rPr>
+              <w:t>2</w:t>
+            </w:r>
+            <w:r>
+              <w:rPr>
+                <w:sz w:val="24"/>
+                <w:szCs w:val="24"/>
+              </w:rPr>
+              <w:t>]</w:t>
+            </w:r>
+            <w:r>
+              <w:rPr>
+                <w:color w:val="000000"/>
+                <w:sz w:val="24"/>
+                <w:szCs w:val="24"/>
+                <w:lang w:eastAsia="en-US"/>
+              </w:rPr>
+              <w:t xml:space="preserve"> “Does the available Wikipedia collection provide a current population figure for Mars? Explain the limitation.”</w:t>
+            </w:r>
+          </w:p>
+        </w:tc>
+        <w:tc>
+          <w:tcPr>
+            <w:tcW w:w="3600" w:type="dxa"/>
+            <w:tcBorders>
+              <w:top w:val="nil"/>
+              <w:left w:val="nil"/>
+              <w:bottom w:val="single" w:sz="4" w:space="0" w:color="auto"/>
+              <w:right w:val="single" w:sz="4" w:space="0" w:color="auto"/>
+            </w:tcBorders>
+            <w:vAlign w:val="center"/>
+            <w:hideMark/>
+          </w:tcPr>
+          <w:p>
+            <w:pPr>
+              <w:spacing w:after="0" w:line="240" w:lineRule="auto"/>
+              <w:rPr>
+                <w:color w:val="000000"/>
+                <w:sz w:val="24"/>
+                <w:szCs w:val="24"/>
+                <w:lang w:eastAsia="en-US"/>
+              </w:rPr>
+            </w:pPr>
+            <w:r>
+              <w:rPr>
+                <w:color w:val="000000"/>
+                <w:sz w:val="24"/>
+                <w:szCs w:val="24"/>
+                <w:lang w:eastAsia="en-US"/>
+              </w:rPr>
+              <w:t>The log does not include the retrieved passages or generated answer.</w:t>
+            </w:r>
+          </w:p>
+        </w:tc>
+        <w:tc>
+          <w:tcPr>
+            <w:tcW w:w="3175" w:type="dxa"/>
+            <w:tcBorders>
+              <w:top w:val="nil"/>
+              <w:left w:val="nil"/>
+              <w:bottom w:val="single" w:sz="4" w:space="0" w:color="auto"/>
+              <w:right w:val="single" w:sz="4" w:space="0" w:color="auto"/>
+            </w:tcBorders>
+            <w:vAlign w:val="center"/>
+            <w:hideMark/>
+          </w:tcPr>
+          <w:p>
+            <w:pPr>
+              <w:spacing w:after="0" w:line="240" w:lineRule="auto"/>
+              <w:rPr>
+                <w:color w:val="000000"/>
+                <w:sz w:val="24"/>
+                <w:szCs w:val="24"/>
+                <w:lang w:eastAsia="en-US"/>
+              </w:rPr>
+            </w:pPr>
+            <w:r>
+              <w:rPr>
+                <w:color w:val="000000"/>
+                <w:sz w:val="24"/>
+                <w:szCs w:val="24"/>
+                <w:lang w:eastAsia="en-US"/>
+              </w:rPr>
+              <w:t>Tested as an out-of-corpus abstention question. Lexical failed; Hybrid and Semantic each had 1/2, while All and Graph had 2/2 across their two paraphrases.</w:t>
+            </w:r>
+          </w:p>
+        </w:tc>
+      </w:tr>
+    </w:tbl>
+    <w:p/>
+    <w:p/>
+    <w:p/>
+    <w:p>
+      <w:pPr>
+        <w:pStyle w:val="Heading1"/>
+      </w:pPr>
+    </w:p>
+    <w:p>
+      <w:pPr>
+        <w:pStyle w:val="Heading1"/>
+      </w:pPr>
+    </w:p>
+    <w:p>
+      <w:pPr>
+        <w:pStyle w:val="Heading1"/>
+      </w:pPr>
+    </w:p>
+    <w:p/>
+    <w:p/>
+    <w:p/>
+    <w:p/>
+    <w:p/>
+    <w:p/>
+    <w:p/>
+    <w:p/>
+    <w:p/>
+    <w:p/>
+    <w:p>
+      <w:pPr>
+        <w:pStyle w:val="Heading1"/>
+      </w:pPr>
+      <w:r>
+        <w:lastRenderedPageBreak/>
+        <w:t xml:space="preserve">Step </w:t>
+      </w:r>
+      <w:r>
+        <w:t xml:space="preserve">6. </w:t>
+      </w:r>
+      <w:r>
+        <w:t>Architectural Impact Analysis</w:t>
+      </w:r>
+    </w:p>
+    <w:p>
+      <w:pPr>
+        <w:pBdr>
+          <w:top w:val="nil"/>
+          <w:left w:val="nil"/>
+          <w:bottom w:val="nil"/>
+          <w:right w:val="nil"/>
+          <w:between w:val="nil"/>
+        </w:pBdr>
+        <w:rPr>
+          <w:rFonts w:eastAsia="Aptos"/>
+          <w:color w:val="000000"/>
+          <w:sz w:val="24"/>
+          <w:szCs w:val="24"/>
+        </w:rPr>
+      </w:pPr>
+      <w:r>
+        <w:rPr>
+          <w:rFonts w:eastAsia="Aptos"/>
+          <w:color w:val="000000"/>
+          <w:sz w:val="24"/>
+          <w:szCs w:val="24"/>
+        </w:rPr>
+        <w:t>Analyze the impact of the retrieval strategy.</w:t>
+      </w:r>
+    </w:p>
+    <w:p>
+      <w:pPr>
+        <w:pStyle w:val="ListParagraph"/>
+        <w:numPr>
+          <w:ilvl w:val="0"/>
+          <w:numId w:val="15"/>
+        </w:numPr>
+        <w:pBdr>
+          <w:top w:val="nil"/>
+          <w:left w:val="nil"/>
+          <w:bottom w:val="nil"/>
+          <w:right w:val="nil"/>
+          <w:between w:val="nil"/>
+        </w:pBdr>
+        <w:rPr>
+          <w:rFonts w:eastAsia="Aptos"/>
+          <w:color w:val="000000"/>
+          <w:sz w:val="24"/>
+          <w:szCs w:val="24"/>
+        </w:rPr>
+      </w:pPr>
+      <w:r>
+        <w:rPr>
+          <w:rFonts w:eastAsia="Aptos"/>
+          <w:color w:val="000000"/>
+          <w:sz w:val="24"/>
+          <w:szCs w:val="24"/>
+        </w:rPr>
+        <w:t>What improved?</w:t>
+      </w:r>
+    </w:p>
+    <w:p>
+      <w:pPr>
+        <w:pStyle w:val="ListParagraph"/>
+        <w:numPr>
+          <w:ilvl w:val="0"/>
+          <w:numId w:val="15"/>
+        </w:numPr>
+        <w:pBdr>
+          <w:top w:val="nil"/>
+          <w:left w:val="nil"/>
+          <w:bottom w:val="nil"/>
+          <w:right w:val="nil"/>
+          <w:between w:val="nil"/>
+        </w:pBdr>
+        <w:rPr>
+          <w:rFonts w:eastAsia="Aptos"/>
+          <w:color w:val="000000"/>
+          <w:sz w:val="24"/>
+          <w:szCs w:val="24"/>
+        </w:rPr>
+      </w:pPr>
+      <w:r>
+        <w:rPr>
+          <w:rFonts w:eastAsia="Aptos"/>
+          <w:color w:val="000000"/>
+          <w:sz w:val="24"/>
+          <w:szCs w:val="24"/>
+        </w:rPr>
+        <w:t>What remained challenging?</w:t>
+      </w:r>
+    </w:p>
+    <w:p>
+      <w:pPr>
+        <w:pStyle w:val="ListParagraph"/>
+        <w:numPr>
+          <w:ilvl w:val="0"/>
+          <w:numId w:val="15"/>
+        </w:numPr>
+        <w:pBdr>
+          <w:top w:val="nil"/>
+          <w:left w:val="nil"/>
+          <w:bottom w:val="nil"/>
+          <w:right w:val="nil"/>
+          <w:between w:val="nil"/>
+        </w:pBdr>
+        <w:rPr>
+          <w:rFonts w:eastAsia="Aptos"/>
+          <w:color w:val="000000"/>
+          <w:sz w:val="24"/>
+          <w:szCs w:val="24"/>
+        </w:rPr>
+      </w:pPr>
+      <w:r>
+        <w:rPr>
+          <w:rFonts w:eastAsia="Aptos"/>
+          <w:color w:val="000000"/>
+          <w:sz w:val="24"/>
+          <w:szCs w:val="24"/>
+        </w:rPr>
+        <w:t>Did the strategy address the original failure?</w:t>
+      </w:r>
+    </w:p>
+    <w:tbl>
+      <w:tblPr>
+        <w:tblW w:w="10080" w:type="dxa"/>
+        <w:jc w:val="center"/>
+        <w:tblLayout w:type="fixed"/>
+        <w:tblLook w:val="0400" w:firstRow="0" w:lastRow="0" w:firstColumn="0" w:lastColumn="0" w:noHBand="0" w:noVBand="1"/>
+      </w:tblPr>
+      <w:tblGrid>
+        <w:gridCol w:w="10080"/>
+      </w:tblGrid>
+      <w:tr>
+        <w:trPr>
+          <w:jc w:val="center"/>
+        </w:trPr>
+        <w:tc>
+          <w:tcPr>
+            <w:tcW w:w="10080" w:type="dxa"/>
+            <w:tcBorders>
+              <w:top w:val="single" w:sz="6" w:space="0" w:color="BFBFBF"/>
+              <w:left w:val="single" w:sz="6" w:space="0" w:color="BFBFBF"/>
+              <w:bottom w:val="single" w:sz="6" w:space="0" w:color="BFBFBF"/>
+              <w:right w:val="single" w:sz="6" w:space="0" w:color="BFBFBF"/>
+            </w:tcBorders>
+            <w:shd w:val="clear" w:color="auto" w:fill="F2F2F2"/>
+          </w:tcPr>
+          <w:p>
+            <w:pPr>
+              <w:rPr>
+                <w:sz w:val="24"/>
+                <w:szCs w:val="24"/>
+              </w:rPr>
+            </w:pPr>
+            <w:r>
+              <w:rPr>
+                <w:b/>
+                <w:bCs/>
+                <w:sz w:val="24"/>
+                <w:szCs w:val="24"/>
+              </w:rPr>
+              <w:t>Improvements observed</w:t>
+            </w:r>
+          </w:p>
+        </w:tc>
+      </w:tr>
+      <w:tr>
+        <w:trPr>
+          <w:jc w:val="center"/>
+        </w:trPr>
+        <w:tc>
+          <w:tcPr>
+            <w:tcW w:w="10080" w:type="dxa"/>
+            <w:tcBorders>
+              <w:top w:val="single" w:sz="6" w:space="0" w:color="BFBFBF"/>
+              <w:left w:val="single" w:sz="6" w:space="0" w:color="BFBFBF"/>
+              <w:bottom w:val="single" w:sz="6" w:space="0" w:color="BFBFBF"/>
+              <w:right w:val="single" w:sz="6" w:space="0" w:color="BFBFBF"/>
+            </w:tcBorders>
+          </w:tcPr>
+          <w:p>
+            <w:pPr>
+              <w:rPr>
+                <w:sz w:val="24"/>
+                <w:szCs w:val="24"/>
+              </w:rPr>
+            </w:pPr>
+            <w:r>
+              <w:rPr>
+                <w:sz w:val="24"/>
+                <w:szCs w:val="24"/>
+              </w:rPr>
+              <w:t xml:space="preserve">The expanded architecture allowed me to test and compare </w:t>
+            </w:r>
+            <w:r>
+              <w:rPr>
+                <w:sz w:val="24"/>
+                <w:szCs w:val="24"/>
+                <w:u w:val="single"/>
+              </w:rPr>
+              <w:t>different retrieval approaches while maintaining strong performance in several categories</w:t>
+            </w:r>
+            <w:r>
+              <w:rPr>
+                <w:sz w:val="24"/>
+                <w:szCs w:val="24"/>
+              </w:rPr>
+              <w:t>. Across the 120 logged evaluations, factual retrieval passed 26/30 (87%), obscure knowledge passed 15/15 (100%), and multi-fact questions passed 26/30 (87%). Semantic and Hybrid had the highest overall scores at 17/24 (71%) each. These results show that Checkpoint 4.1 provided broader evaluation coverage and helped identify how different retrieval strategies performed across question types.</w:t>
+            </w:r>
           </w:p>
         </w:tc>
       </w:tr>
@@ -2485,7 +5639,7 @@
                 <w:sz w:val="24"/>
                 <w:szCs w:val="24"/>
               </w:rPr>
-              <w:t>Example 3 (optional)</w:t>
+              <w:t>Remaining limitations or challenges</w:t>
             </w:r>
           </w:p>
         </w:tc>
@@ -2506,182 +5660,53 @@
           </w:tcPr>
           <w:p>
             <w:pPr>
-              <w:rPr>
-                <w:sz w:val="24"/>
-                <w:szCs w:val="24"/>
-              </w:rPr>
-            </w:pPr>
-            <w:r>
-              <w:rPr>
-                <w:sz w:val="24"/>
-                <w:szCs w:val="24"/>
-              </w:rPr>
-              <w:t>Response:</w:t>
-            </w:r>
-          </w:p>
-          <w:p>
-            <w:pPr>
               <w:spacing w:after="120"/>
               <w:rPr>
                 <w:sz w:val="24"/>
                 <w:szCs w:val="24"/>
               </w:rPr>
             </w:pPr>
-          </w:p>
-          <w:p>
-            <w:pPr>
-              <w:spacing w:after="120"/>
-              <w:rPr>
-                <w:sz w:val="24"/>
-                <w:szCs w:val="24"/>
-              </w:rPr>
-            </w:pPr>
-          </w:p>
-          <w:p>
-            <w:pPr>
-              <w:spacing w:after="120"/>
-              <w:rPr>
-                <w:sz w:val="24"/>
-                <w:szCs w:val="24"/>
-              </w:rPr>
-            </w:pPr>
+            <w:r>
+              <w:rPr>
+                <w:sz w:val="24"/>
+                <w:szCs w:val="24"/>
+                <w:u w:val="single"/>
+              </w:rPr>
+              <w:t>Cross-document synthesis remains the most important unresolved capability,</w:t>
+            </w:r>
+            <w:r>
+              <w:rPr>
+                <w:sz w:val="24"/>
+                <w:szCs w:val="24"/>
+              </w:rPr>
+              <w:t xml:space="preserve"> with only 3/15 tests passing (20%). Quotation fidelity also remains unresolved at 0/15. Paraphrase robustness decreased in the 4.1 tests, with Main Questions passing at 70% compared with 62.5% for paraphrases, a -7.5 percentage-point change. The All configuration was the lowest-scoring configuration at 58%, showing that combining more retrieval methods can introduce competing context rather than consistently improving results. These results show that the system still </w:t>
+            </w:r>
+            <w:r>
+              <w:rPr>
+                <w:sz w:val="24"/>
+                <w:szCs w:val="24"/>
+                <w:u w:val="single"/>
+              </w:rPr>
+              <w:t>struggles to retrieve and connect the evidence needed for complex questions</w:t>
+            </w:r>
+            <w:r>
+              <w:rPr>
+                <w:sz w:val="24"/>
+                <w:szCs w:val="24"/>
+              </w:rPr>
+              <w:t>.</w:t>
+            </w:r>
           </w:p>
         </w:tc>
       </w:tr>
     </w:tbl>
-    <w:p/>
-    <w:p>
-      <w:pPr>
-        <w:pStyle w:val="Heading1"/>
-      </w:pPr>
-      <w:r>
-        <w:t xml:space="preserve">Step </w:t>
-      </w:r>
-      <w:r>
-        <w:t xml:space="preserve">6. </w:t>
-      </w:r>
-      <w:r>
-        <w:t>Architectural Impact Analysis</w:t>
-      </w:r>
-    </w:p>
-    <w:p>
-      <w:pPr>
-        <w:pBdr>
-          <w:top w:val="nil"/>
-          <w:left w:val="nil"/>
-          <w:bottom w:val="nil"/>
-          <w:right w:val="nil"/>
-          <w:between w:val="nil"/>
-        </w:pBdr>
-        <w:rPr>
-          <w:rFonts w:eastAsia="Aptos"/>
-          <w:color w:val="000000"/>
-          <w:sz w:val="24"/>
-          <w:szCs w:val="24"/>
-        </w:rPr>
-      </w:pPr>
-      <w:r>
-        <w:rPr>
-          <w:rFonts w:eastAsia="Aptos"/>
-          <w:color w:val="000000"/>
-          <w:sz w:val="24"/>
-          <w:szCs w:val="24"/>
-        </w:rPr>
-        <w:t>Analyze the impact of the retrieval strategy.</w:t>
-      </w:r>
-    </w:p>
-    <w:p>
-      <w:pPr>
-        <w:pStyle w:val="ListParagraph"/>
-        <w:numPr>
-          <w:ilvl w:val="0"/>
-          <w:numId w:val="15"/>
-        </w:numPr>
-        <w:pBdr>
-          <w:top w:val="nil"/>
-          <w:left w:val="nil"/>
-          <w:bottom w:val="nil"/>
-          <w:right w:val="nil"/>
-          <w:between w:val="nil"/>
-        </w:pBdr>
-        <w:rPr>
-          <w:rFonts w:eastAsia="Aptos"/>
-          <w:color w:val="000000"/>
-          <w:sz w:val="24"/>
-          <w:szCs w:val="24"/>
-        </w:rPr>
-      </w:pPr>
-      <w:r>
-        <w:rPr>
-          <w:rFonts w:eastAsia="Aptos"/>
-          <w:color w:val="000000"/>
-          <w:sz w:val="24"/>
-          <w:szCs w:val="24"/>
-        </w:rPr>
-        <w:t>What improved?</w:t>
-      </w:r>
-    </w:p>
-    <w:p>
-      <w:pPr>
-        <w:pStyle w:val="ListParagraph"/>
-        <w:numPr>
-          <w:ilvl w:val="0"/>
-          <w:numId w:val="15"/>
-        </w:numPr>
-        <w:pBdr>
-          <w:top w:val="nil"/>
-          <w:left w:val="nil"/>
-          <w:bottom w:val="nil"/>
-          <w:right w:val="nil"/>
-          <w:between w:val="nil"/>
-        </w:pBdr>
-        <w:rPr>
-          <w:rFonts w:eastAsia="Aptos"/>
-          <w:color w:val="000000"/>
-          <w:sz w:val="24"/>
-          <w:szCs w:val="24"/>
-        </w:rPr>
-      </w:pPr>
-      <w:r>
-        <w:rPr>
-          <w:rFonts w:eastAsia="Aptos"/>
-          <w:color w:val="000000"/>
-          <w:sz w:val="24"/>
-          <w:szCs w:val="24"/>
-        </w:rPr>
-        <w:t>What remained challenging?</w:t>
-      </w:r>
-    </w:p>
-    <w:p>
-      <w:pPr>
-        <w:pStyle w:val="ListParagraph"/>
-        <w:numPr>
-          <w:ilvl w:val="0"/>
-          <w:numId w:val="15"/>
-        </w:numPr>
-        <w:pBdr>
-          <w:top w:val="nil"/>
-          <w:left w:val="nil"/>
-          <w:bottom w:val="nil"/>
-          <w:right w:val="nil"/>
-          <w:between w:val="nil"/>
-        </w:pBdr>
-        <w:rPr>
-          <w:rFonts w:eastAsia="Aptos"/>
-          <w:color w:val="000000"/>
-          <w:sz w:val="24"/>
-          <w:szCs w:val="24"/>
-        </w:rPr>
-      </w:pPr>
-      <w:r>
-        <w:rPr>
-          <w:rFonts w:eastAsia="Aptos"/>
-          <w:color w:val="000000"/>
-          <w:sz w:val="24"/>
-          <w:szCs w:val="24"/>
-        </w:rPr>
-        <w:t>Did the strategy address the original failure?</w:t>
-      </w:r>
+    <w:p>
+      <w:pPr>
+        <w:rPr>
+          <w:sz w:val="24"/>
+          <w:szCs w:val="24"/>
+        </w:rPr>
+      </w:pPr>
     </w:p>
     <w:tbl>
       <w:tblPr>
@@ -2722,7 +5747,7 @@
                 <w:sz w:val="24"/>
                 <w:szCs w:val="24"/>
               </w:rPr>
-              <w:t>Improvements observed</w:t>
+              <w:t>Did the strategy address the original failure?</w:t>
             </w:r>
           </w:p>
         </w:tc>
@@ -2743,32 +5768,183 @@
           </w:tcPr>
           <w:p>
             <w:pPr>
-              <w:rPr>
-                <w:sz w:val="24"/>
-                <w:szCs w:val="24"/>
-              </w:rPr>
-            </w:pPr>
-            <w:r>
-              <w:rPr>
-                <w:sz w:val="24"/>
-                <w:szCs w:val="24"/>
-              </w:rPr>
-              <w:t>Response:</w:t>
-            </w:r>
-          </w:p>
-          <w:p>
-            <w:pPr>
               <w:spacing w:after="120"/>
               <w:rPr>
                 <w:sz w:val="24"/>
                 <w:szCs w:val="24"/>
               </w:rPr>
             </w:pPr>
+            <w:r>
+              <w:rPr>
+                <w:sz w:val="24"/>
+                <w:szCs w:val="24"/>
+              </w:rPr>
+              <w:t xml:space="preserve">The strategy </w:t>
+            </w:r>
+            <w:r>
+              <w:rPr>
+                <w:sz w:val="24"/>
+                <w:szCs w:val="24"/>
+                <w:u w:val="single"/>
+              </w:rPr>
+              <w:t>partially addressed</w:t>
+            </w:r>
+            <w:r>
+              <w:rPr>
+                <w:sz w:val="24"/>
+                <w:szCs w:val="24"/>
+              </w:rPr>
+              <w:t xml:space="preserve"> the original failure by expanding retrieval coverage and providing multiple ways to retrieve evidence, but it </w:t>
+            </w:r>
+            <w:r>
+              <w:rPr>
+                <w:sz w:val="24"/>
+                <w:szCs w:val="24"/>
+                <w:u w:val="single"/>
+              </w:rPr>
+              <w:t>did not fully solve the complex retrieval problem</w:t>
+            </w:r>
+            <w:r>
+              <w:rPr>
+                <w:sz w:val="24"/>
+                <w:szCs w:val="24"/>
+              </w:rPr>
+              <w:t>. Semantic and Hybrid each achieved 71%, while All achieved 58%, and cross-document synthesis remained at 20%. Because the 4.1 test set and evaluation design differ from Checkpoint 3.1, I cannot claim a general accuracy improvement over 3.1. T</w:t>
+            </w:r>
+            <w:r>
+              <w:rPr>
+                <w:sz w:val="24"/>
+                <w:szCs w:val="24"/>
+                <w:u w:val="single"/>
+              </w:rPr>
+              <w:t xml:space="preserve">he main value of 4.1 </w:t>
+            </w:r>
+            <w:proofErr w:type="gramStart"/>
+            <w:r>
+              <w:rPr>
+                <w:sz w:val="24"/>
+                <w:szCs w:val="24"/>
+                <w:u w:val="single"/>
+              </w:rPr>
+              <w:t>was showing</w:t>
+            </w:r>
+            <w:proofErr w:type="gramEnd"/>
+            <w:r>
+              <w:rPr>
+                <w:sz w:val="24"/>
+                <w:szCs w:val="24"/>
+                <w:u w:val="single"/>
+              </w:rPr>
+              <w:t xml:space="preserve"> which retrieval approaches performed better for different question types rather than assuming that more retrieval would produce better results</w:t>
+            </w:r>
+            <w:r>
+              <w:rPr>
+                <w:sz w:val="24"/>
+                <w:szCs w:val="24"/>
+              </w:rPr>
+              <w:t>.</w:t>
+            </w:r>
+            <w:r>
+              <w:rPr>
+                <w:sz w:val="24"/>
+                <w:szCs w:val="24"/>
+              </w:rPr>
+              <w:t xml:space="preserve"> </w:t>
+            </w:r>
           </w:p>
         </w:tc>
       </w:tr>
     </w:tbl>
     <w:p/>
+    <w:p/>
+    <w:p>
+      <w:pPr>
+        <w:pStyle w:val="Heading1"/>
+      </w:pPr>
+      <w:r>
+        <w:t xml:space="preserve">Step </w:t>
+      </w:r>
+      <w:r>
+        <w:t>7. Reflection and Next Steps</w:t>
+      </w:r>
+    </w:p>
+    <w:p>
+      <w:pPr>
+        <w:rPr>
+          <w:sz w:val="24"/>
+          <w:szCs w:val="24"/>
+        </w:rPr>
+      </w:pPr>
+      <w:r>
+        <w:rPr>
+          <w:sz w:val="24"/>
+          <w:szCs w:val="24"/>
+        </w:rPr>
+        <w:t>Reflect on the effectiveness of the architectural redesign.</w:t>
+      </w:r>
+    </w:p>
+    <w:p>
+      <w:pPr>
+        <w:pStyle w:val="ListParagraph"/>
+        <w:numPr>
+          <w:ilvl w:val="0"/>
+          <w:numId w:val="16"/>
+        </w:numPr>
+        <w:rPr>
+          <w:sz w:val="24"/>
+          <w:szCs w:val="24"/>
+        </w:rPr>
+      </w:pPr>
+      <w:r>
+        <w:rPr>
+          <w:sz w:val="24"/>
+          <w:szCs w:val="24"/>
+        </w:rPr>
+        <w:t>What did you learn from implementing this strategy?</w:t>
+      </w:r>
+    </w:p>
+    <w:p>
+      <w:pPr>
+        <w:pStyle w:val="ListParagraph"/>
+        <w:numPr>
+          <w:ilvl w:val="0"/>
+          <w:numId w:val="16"/>
+        </w:numPr>
+        <w:rPr>
+          <w:sz w:val="24"/>
+          <w:szCs w:val="24"/>
+        </w:rPr>
+      </w:pPr>
+      <w:r>
+        <w:rPr>
+          <w:sz w:val="24"/>
+          <w:szCs w:val="24"/>
+        </w:rPr>
+        <w:t>What would you improve next?</w:t>
+      </w:r>
+    </w:p>
+    <w:p>
+      <w:pPr>
+        <w:pStyle w:val="ListParagraph"/>
+        <w:numPr>
+          <w:ilvl w:val="0"/>
+          <w:numId w:val="16"/>
+        </w:numPr>
+        <w:rPr>
+          <w:rFonts w:eastAsia="Aptos"/>
+          <w:color w:val="000000"/>
+          <w:sz w:val="24"/>
+          <w:szCs w:val="24"/>
+        </w:rPr>
+      </w:pPr>
+      <w:r>
+        <w:rPr>
+          <w:sz w:val="24"/>
+          <w:szCs w:val="24"/>
+        </w:rPr>
+        <w:t>Are there additional retrieval failures that still need to be addressed?</w:t>
+      </w:r>
+    </w:p>
     <w:tbl>
       <w:tblPr>
         <w:tblW w:w="10080" w:type="dxa"/>
@@ -2808,7 +5984,7 @@
                 <w:sz w:val="24"/>
                 <w:szCs w:val="24"/>
               </w:rPr>
-              <w:t>Remaining limitations or challenges</w:t>
+              <w:t>Reflection on the architectural redesign</w:t>
             </w:r>
           </w:p>
         </w:tc>
@@ -2829,27 +6005,52 @@
           </w:tcPr>
           <w:p>
             <w:pPr>
-              <w:rPr>
-                <w:sz w:val="24"/>
-                <w:szCs w:val="24"/>
-              </w:rPr>
-            </w:pPr>
-            <w:r>
-              <w:rPr>
-                <w:sz w:val="24"/>
-                <w:szCs w:val="24"/>
-              </w:rPr>
-              <w:t>Response:</w:t>
-            </w:r>
-          </w:p>
-          <w:p>
-            <w:pPr>
               <w:spacing w:after="120"/>
               <w:rPr>
                 <w:sz w:val="24"/>
                 <w:szCs w:val="24"/>
               </w:rPr>
             </w:pPr>
+            <w:r>
+              <w:rPr>
+                <w:sz w:val="24"/>
+                <w:szCs w:val="24"/>
+              </w:rPr>
+              <w:t xml:space="preserve">I learned that </w:t>
+            </w:r>
+            <w:r>
+              <w:rPr>
+                <w:sz w:val="24"/>
+                <w:szCs w:val="24"/>
+                <w:u w:val="single"/>
+              </w:rPr>
+              <w:t>expanding the retrieval architecture provides more evaluation options but does not guarantee better results</w:t>
+            </w:r>
+            <w:r>
+              <w:rPr>
+                <w:sz w:val="24"/>
+                <w:szCs w:val="24"/>
+              </w:rPr>
+              <w:t xml:space="preserve">. Checkpoint 3.1 showed a strong baseline, with 97% on original questions and 98% on paraphrases, while Checkpoint 4.1 revealed weaknesses that the earlier evaluation did not directly measure. Semantic and Hybrid achieved the highest overall results at 71% each, while All achieved 58%, and cross-document synthesis passed only 3/15 tests (20%). These results changed how I view retrieval quality: the effectiveness of an architecture depends on the </w:t>
+            </w:r>
+            <w:r>
+              <w:rPr>
+                <w:b/>
+                <w:bCs/>
+                <w:sz w:val="24"/>
+                <w:szCs w:val="24"/>
+              </w:rPr>
+              <w:t>t</w:t>
+            </w:r>
+            <w:r>
+              <w:rPr>
+                <w:b/>
+                <w:bCs/>
+                <w:sz w:val="24"/>
+                <w:szCs w:val="24"/>
+              </w:rPr>
+              <w:t>ype of question and the system’s ability to retrieve the evidence required for that task, not simply its overall pass rate.</w:t>
+            </w:r>
           </w:p>
         </w:tc>
       </w:tr>
@@ -2857,6 +6058,8 @@
     <w:p>
       <w:pPr>
         <w:rPr>
+          <w:rFonts w:eastAsia="Aptos"/>
+          <w:color w:val="000000"/>
           <w:sz w:val="24"/>
           <w:szCs w:val="24"/>
         </w:rPr>
@@ -2901,7 +6104,7 @@
                 <w:sz w:val="24"/>
                 <w:szCs w:val="24"/>
               </w:rPr>
-              <w:t>Did the strategy address the original failure?</w:t>
+              <w:t>Specific improvements or next steps</w:t>
             </w:r>
           </w:p>
         </w:tc>
@@ -2922,154 +6125,19 @@
           </w:tcPr>
           <w:p>
             <w:pPr>
-              <w:rPr>
-                <w:sz w:val="24"/>
-                <w:szCs w:val="24"/>
-              </w:rPr>
-            </w:pPr>
-            <w:r>
-              <w:rPr>
-                <w:sz w:val="24"/>
-                <w:szCs w:val="24"/>
-              </w:rPr>
-              <w:t>Response:</w:t>
-            </w:r>
-          </w:p>
-          <w:p>
-            <w:pPr>
               <w:spacing w:after="120"/>
               <w:rPr>
                 <w:sz w:val="24"/>
                 <w:szCs w:val="24"/>
               </w:rPr>
             </w:pPr>
-          </w:p>
-        </w:tc>
-      </w:tr>
-    </w:tbl>
-    <w:p/>
-    <w:p/>
-    <w:p>
-      <w:pPr>
-        <w:pStyle w:val="Heading1"/>
-      </w:pPr>
-      <w:r>
-        <w:lastRenderedPageBreak/>
-        <w:t xml:space="preserve">Step </w:t>
-      </w:r>
-      <w:r>
-        <w:t>7. Reflection and Next Steps</w:t>
-      </w:r>
-    </w:p>
-    <w:p>
-      <w:pPr>
-        <w:rPr>
-          <w:sz w:val="24"/>
-          <w:szCs w:val="24"/>
-        </w:rPr>
-      </w:pPr>
-      <w:r>
-        <w:rPr>
-          <w:sz w:val="24"/>
-          <w:szCs w:val="24"/>
-        </w:rPr>
-        <w:t>Reflect on the effectiveness of the architectural redesign.</w:t>
-      </w:r>
-    </w:p>
-    <w:p>
-      <w:pPr>
-        <w:pStyle w:val="ListParagraph"/>
-        <w:numPr>
-          <w:ilvl w:val="0"/>
-          <w:numId w:val="16"/>
-        </w:numPr>
-        <w:rPr>
-          <w:sz w:val="24"/>
-          <w:szCs w:val="24"/>
-        </w:rPr>
-      </w:pPr>
-      <w:r>
-        <w:rPr>
-          <w:sz w:val="24"/>
-          <w:szCs w:val="24"/>
-        </w:rPr>
-        <w:t>What did you learn from implementing this strategy?</w:t>
-      </w:r>
-    </w:p>
-    <w:p>
-      <w:pPr>
-        <w:pStyle w:val="ListParagraph"/>
-        <w:numPr>
-          <w:ilvl w:val="0"/>
-          <w:numId w:val="16"/>
-        </w:numPr>
-        <w:rPr>
-          <w:sz w:val="24"/>
-          <w:szCs w:val="24"/>
-        </w:rPr>
-      </w:pPr>
-      <w:r>
-        <w:rPr>
-          <w:sz w:val="24"/>
-          <w:szCs w:val="24"/>
-        </w:rPr>
-        <w:t>What would you improve next?</w:t>
-      </w:r>
-    </w:p>
-    <w:p>
-      <w:pPr>
-        <w:pStyle w:val="ListParagraph"/>
-        <w:numPr>
-          <w:ilvl w:val="0"/>
-          <w:numId w:val="16"/>
-        </w:numPr>
-        <w:rPr>
-          <w:rFonts w:eastAsia="Aptos"/>
-          <w:color w:val="000000"/>
-          <w:sz w:val="24"/>
-          <w:szCs w:val="24"/>
-        </w:rPr>
-      </w:pPr>
-      <w:r>
-        <w:rPr>
-          <w:sz w:val="24"/>
-          <w:szCs w:val="24"/>
-        </w:rPr>
-        <w:t>Are there additional retrieval failures that still need to be addressed?</w:t>
-      </w:r>
-    </w:p>
-    <w:tbl>
-      <w:tblPr>
-        <w:tblW w:w="10080" w:type="dxa"/>
-        <w:jc w:val="center"/>
-        <w:tblLayout w:type="fixed"/>
-        <w:tblLook w:val="0400" w:firstRow="0" w:lastRow="0" w:firstColumn="0" w:lastColumn="0" w:noHBand="0" w:noVBand="1"/>
-      </w:tblPr>
-      <w:tblGrid>
-        <w:gridCol w:w="10080"/>
-      </w:tblGrid>
-      <w:tr>
-        <w:trPr>
-          <w:jc w:val="center"/>
-        </w:trPr>
-        <w:tc>
-          <w:tcPr>
-            <w:tcW w:w="10080" w:type="dxa"/>
-            <w:tcBorders>
-              <w:top w:val="single" w:sz="6" w:space="0" w:color="BFBFBF"/>
-              <w:left w:val="single" w:sz="6" w:space="0" w:color="BFBFBF"/>
-              <w:bottom w:val="single" w:sz="6" w:space="0" w:color="BFBFBF"/>
-              <w:right w:val="single" w:sz="6" w:space="0" w:color="BFBFBF"/>
-            </w:tcBorders>
-            <w:shd w:val="clear" w:color="auto" w:fill="F2F2F2"/>
-          </w:tcPr>
-          <w:p>
-            <w:pPr>
-              <w:rPr>
-                <w:sz w:val="24"/>
-                <w:szCs w:val="24"/>
-              </w:rPr>
-            </w:pPr>
+            <w:r>
+              <w:rPr>
+                <w:sz w:val="24"/>
+                <w:szCs w:val="24"/>
+              </w:rPr>
+              <w:t xml:space="preserve">My next step is to improve cross-document retrieval and evidence combination, which passed only 3/15 tests (20%). I would investigate </w:t>
+            </w:r>
             <w:r>
               <w:rPr>
                 <w:b/>
@@ -3077,112 +6145,15 @@
                 <w:sz w:val="24"/>
                 <w:szCs w:val="24"/>
               </w:rPr>
-              <w:t>Reflection on the architectural redesign</w:t>
-            </w:r>
-          </w:p>
-        </w:tc>
-      </w:tr>
-      <w:tr>
-        <w:trPr>
-          <w:jc w:val="center"/>
-        </w:trPr>
-        <w:tc>
-          <w:tcPr>
-            <w:tcW w:w="10080" w:type="dxa"/>
-            <w:tcBorders>
-              <w:top w:val="single" w:sz="6" w:space="0" w:color="BFBFBF"/>
-              <w:left w:val="single" w:sz="6" w:space="0" w:color="BFBFBF"/>
-              <w:bottom w:val="single" w:sz="6" w:space="0" w:color="BFBFBF"/>
-              <w:right w:val="single" w:sz="6" w:space="0" w:color="BFBFBF"/>
-            </w:tcBorders>
-          </w:tcPr>
-          <w:p>
-            <w:pPr>
-              <w:rPr>
-                <w:sz w:val="24"/>
-                <w:szCs w:val="24"/>
-              </w:rPr>
-            </w:pPr>
-            <w:r>
-              <w:rPr>
-                <w:sz w:val="24"/>
-                <w:szCs w:val="24"/>
-              </w:rPr>
-              <w:t>Response:</w:t>
-            </w:r>
-          </w:p>
-          <w:p>
-            <w:pPr>
-              <w:spacing w:after="120"/>
-              <w:rPr>
-                <w:sz w:val="24"/>
-                <w:szCs w:val="24"/>
-              </w:rPr>
-            </w:pPr>
-          </w:p>
-          <w:p>
-            <w:pPr>
-              <w:spacing w:after="120"/>
-              <w:rPr>
-                <w:sz w:val="24"/>
-                <w:szCs w:val="24"/>
-              </w:rPr>
-            </w:pPr>
-          </w:p>
-          <w:p>
-            <w:pPr>
-              <w:spacing w:after="120"/>
-              <w:rPr>
-                <w:sz w:val="24"/>
-                <w:szCs w:val="24"/>
-              </w:rPr>
-            </w:pPr>
-          </w:p>
-        </w:tc>
-      </w:tr>
-    </w:tbl>
-    <w:p>
-      <w:pPr>
-        <w:rPr>
-          <w:rFonts w:eastAsia="Aptos"/>
-          <w:color w:val="000000"/>
-          <w:sz w:val="24"/>
-          <w:szCs w:val="24"/>
-        </w:rPr>
-      </w:pPr>
-    </w:p>
-    <w:tbl>
-      <w:tblPr>
-        <w:tblW w:w="10080" w:type="dxa"/>
-        <w:jc w:val="center"/>
-        <w:tblLayout w:type="fixed"/>
-        <w:tblLook w:val="0400" w:firstRow="0" w:lastRow="0" w:firstColumn="0" w:lastColumn="0" w:noHBand="0" w:noVBand="1"/>
-      </w:tblPr>
-      <w:tblGrid>
-        <w:gridCol w:w="10080"/>
-      </w:tblGrid>
-      <w:tr>
-        <w:trPr>
-          <w:jc w:val="center"/>
-        </w:trPr>
-        <w:tc>
-          <w:tcPr>
-            <w:tcW w:w="10080" w:type="dxa"/>
-            <w:tcBorders>
-              <w:top w:val="single" w:sz="6" w:space="0" w:color="BFBFBF"/>
-              <w:left w:val="single" w:sz="6" w:space="0" w:color="BFBFBF"/>
-              <w:bottom w:val="single" w:sz="6" w:space="0" w:color="BFBFBF"/>
-              <w:right w:val="single" w:sz="6" w:space="0" w:color="BFBFBF"/>
-            </w:tcBorders>
-            <w:shd w:val="clear" w:color="auto" w:fill="F2F2F2"/>
-          </w:tcPr>
-          <w:p>
-            <w:pPr>
-              <w:rPr>
-                <w:sz w:val="24"/>
-                <w:szCs w:val="24"/>
-              </w:rPr>
-            </w:pPr>
+              <w:t>multi-hop retrieval</w:t>
+            </w:r>
+            <w:r>
+              <w:rPr>
+                <w:sz w:val="24"/>
+                <w:szCs w:val="24"/>
+              </w:rPr>
+              <w:t xml:space="preserve"> to determine whether sequentially retrieving related evidence can improve complex, multi-document questions. I would also add a </w:t>
+            </w:r>
             <w:r>
               <w:rPr>
                 <w:b/>
@@ -3190,66 +6161,46 @@
                 <w:sz w:val="24"/>
                 <w:szCs w:val="24"/>
               </w:rPr>
-              <w:t>Specific improvements or next steps</w:t>
-            </w:r>
-          </w:p>
-        </w:tc>
-      </w:tr>
-      <w:tr>
-        <w:trPr>
-          <w:jc w:val="center"/>
-        </w:trPr>
-        <w:tc>
-          <w:tcPr>
-            <w:tcW w:w="10080" w:type="dxa"/>
-            <w:tcBorders>
-              <w:top w:val="single" w:sz="6" w:space="0" w:color="BFBFBF"/>
-              <w:left w:val="single" w:sz="6" w:space="0" w:color="BFBFBF"/>
-              <w:bottom w:val="single" w:sz="6" w:space="0" w:color="BFBFBF"/>
-              <w:right w:val="single" w:sz="6" w:space="0" w:color="BFBFBF"/>
-            </w:tcBorders>
-          </w:tcPr>
-          <w:p>
-            <w:pPr>
-              <w:rPr>
-                <w:sz w:val="24"/>
-                <w:szCs w:val="24"/>
-              </w:rPr>
-            </w:pPr>
-            <w:r>
-              <w:rPr>
-                <w:sz w:val="24"/>
-                <w:szCs w:val="24"/>
-              </w:rPr>
-              <w:t>Response:</w:t>
-            </w:r>
-          </w:p>
-          <w:p>
-            <w:pPr>
-              <w:spacing w:after="120"/>
-              <w:rPr>
-                <w:sz w:val="24"/>
-                <w:szCs w:val="24"/>
-              </w:rPr>
-            </w:pPr>
-          </w:p>
-          <w:p>
-            <w:pPr>
-              <w:spacing w:after="120"/>
-              <w:rPr>
-                <w:sz w:val="24"/>
-                <w:szCs w:val="24"/>
-              </w:rPr>
-            </w:pPr>
-          </w:p>
-          <w:p>
-            <w:pPr>
-              <w:spacing w:after="120"/>
-              <w:rPr>
-                <w:sz w:val="24"/>
-                <w:szCs w:val="24"/>
-              </w:rPr>
-            </w:pPr>
+              <w:t xml:space="preserve">quotation-retrieval test </w:t>
+            </w:r>
+            <w:r>
+              <w:rPr>
+                <w:sz w:val="24"/>
+                <w:szCs w:val="24"/>
+              </w:rPr>
+              <w:t xml:space="preserve">tied to the 0/15 quotation-fidelity result and a separate abstention metric for </w:t>
+            </w:r>
+            <w:r>
+              <w:rPr>
+                <w:b/>
+                <w:bCs/>
+                <w:sz w:val="24"/>
+                <w:szCs w:val="24"/>
+              </w:rPr>
+              <w:t>out-of-corpus questions</w:t>
+            </w:r>
+            <w:r>
+              <w:rPr>
+                <w:sz w:val="24"/>
+                <w:szCs w:val="24"/>
+              </w:rPr>
+              <w:t xml:space="preserve">. I would continue testing Main and Paraphrased Questions because performance decreased from 70% to 62.5% on paraphrases. Finally, I would </w:t>
+            </w:r>
+            <w:r>
+              <w:rPr>
+                <w:sz w:val="24"/>
+                <w:szCs w:val="24"/>
+                <w:u w:val="single"/>
+              </w:rPr>
+              <w:t>investigate ranking</w:t>
+            </w:r>
+            <w:r>
+              <w:rPr>
+                <w:sz w:val="24"/>
+                <w:szCs w:val="24"/>
+              </w:rPr>
+              <w:t>, targeted context, and document-level evidence aggregation while limiting competing context, particularly since the All configuration scored only 58%.</w:t>
+            </w:r>
           </w:p>
         </w:tc>
       </w:tr>
@@ -3295,10 +6246,10 @@
       </w:r>
     </w:p>
     <w:sectPr>
-      <w:headerReference w:type="even" r:id="rId8"/>
-      <w:headerReference w:type="default" r:id="rId9"/>
-      <w:footerReference w:type="default" r:id="rId10"/>
-      <w:headerReference w:type="first" r:id="rId11"/>
+      <w:headerReference w:type="even" r:id="rId12"/>
+      <w:headerReference w:type="default" r:id="rId13"/>
+      <w:footerReference w:type="default" r:id="rId14"/>
+      <w:headerReference w:type="first" r:id="rId15"/>
       <w:pgSz w:w="12240" w:h="15840"/>
       <w:pgMar w:top="1440" w:right="567" w:bottom="1440" w:left="567" w:header="57" w:footer="170" w:gutter="0"/>
       <w:pgNumType w:start="1"/>
@@ -3656,6 +6607,36 @@
         <w:rFonts w:eastAsia="Trebuchet MS"/>
       </w:rPr>
     </w:pPr>
+    <w:r>
+      <w:rPr>
+        <w:rFonts w:eastAsia="Trebuchet MS"/>
+      </w:rPr>
+      <w:t xml:space="preserve">MIGUEL HERRERA – SECTION B – September </w:t>
+    </w:r>
+    <w:r>
+      <w:rPr>
+        <w:rFonts w:eastAsia="Trebuchet MS"/>
+      </w:rPr>
+      <w:t>16</w:t>
+    </w:r>
+    <w:r>
+      <w:rPr>
+        <w:rFonts w:eastAsia="Trebuchet MS"/>
+      </w:rPr>
+      <w:t xml:space="preserve"> – Checkpoint </w:t>
+    </w:r>
+    <w:r>
+      <w:rPr>
+        <w:rFonts w:eastAsia="Trebuchet MS"/>
+      </w:rPr>
+      <w:t>4</w:t>
+    </w:r>
+    <w:r>
+      <w:rPr>
+        <w:rFonts w:eastAsia="Trebuchet MS"/>
+      </w:rPr>
+      <w:t>.1</w:t>
+    </w:r>
   </w:p>
 </w:ftr>
 </file>
@@ -6323,7 +9304,6 @@
   <w:style w:type="character" w:default="1" w:styleId="DefaultParagraphFont">
     <w:name w:val="Default Paragraph Font"/>
     <w:uiPriority w:val="1"/>
-    <w:semiHidden/>
     <w:unhideWhenUsed/>
   </w:style>
   <w:style w:type="table" w:default="1" w:styleId="TableNormal">
@@ -6546,6 +9526,18 @@
         <w:insideV w:val="single" w:sz="4" w:space="0" w:color="auto"/>
       </w:tblBorders>
     </w:tblPr>
+  </w:style>
+  <w:style w:type="character" w:styleId="UnresolvedMention">
+    <w:name w:val="Unresolved Mention"/>
+    <w:basedOn w:val="DefaultParagraphFont"/>
+    <w:uiPriority w:val="99"/>
+    <w:semiHidden/>
+    <w:unhideWhenUsed/>
+    <w:rsid w:val="00720BE1"/>
+    <w:rPr>
+      <w:color w:val="605E5C"/>
+      <w:shd w:val="clear" w:color="auto" w:fill="E1DFDD"/>
+    </w:rPr>
   </w:style>
 </w:styles>
 </file>
